--- a/外部项目填写材料.docx
+++ b/外部项目填写材料.docx
@@ -243,7 +243,21 @@
             <w:shd w:val="clear" w:color="auto" w:fill="FFFBEB"/>
             <w:vAlign w:val="center"/>
           </w:tcPr>
-          <w:p/>
+          <w:p>
+            <w:pPr>
+              <w:rPr>
+                <w:rFonts w:hint="default" w:eastAsiaTheme="minorEastAsia"/>
+                <w:lang w:val="en-US" w:eastAsia="zh-CN"/>
+              </w:rPr>
+            </w:pPr>
+            <w:r>
+              <w:rPr>
+                <w:rFonts w:hint="eastAsia"/>
+                <w:lang w:val="en-US" w:eastAsia="zh-CN"/>
+              </w:rPr>
+              <w:t>工信部</w:t>
+            </w:r>
+          </w:p>
         </w:tc>
       </w:tr>
       <w:tr>
@@ -327,7 +341,21 @@
             <w:shd w:val="clear" w:color="auto" w:fill="FFFBEB"/>
             <w:vAlign w:val="center"/>
           </w:tcPr>
-          <w:p/>
+          <w:p>
+            <w:pPr>
+              <w:rPr>
+                <w:rFonts w:hint="default" w:eastAsiaTheme="minorEastAsia"/>
+                <w:lang w:val="en-US" w:eastAsia="zh-CN"/>
+              </w:rPr>
+            </w:pPr>
+            <w:r>
+              <w:rPr>
+                <w:rFonts w:hint="eastAsia"/>
+                <w:lang w:val="en-US" w:eastAsia="zh-CN"/>
+              </w:rPr>
+              <w:t>高质量发展专项</w:t>
+            </w:r>
+          </w:p>
         </w:tc>
         <w:tc>
           <w:tcPr>
@@ -390,7 +418,21 @@
             <w:shd w:val="clear" w:color="auto" w:fill="FFFBEB"/>
             <w:vAlign w:val="center"/>
           </w:tcPr>
-          <w:p/>
+          <w:p>
+            <w:pPr>
+              <w:rPr>
+                <w:rFonts w:hint="default" w:eastAsiaTheme="minorEastAsia"/>
+                <w:lang w:val="en-US" w:eastAsia="zh-CN"/>
+              </w:rPr>
+            </w:pPr>
+            <w:r>
+              <w:rPr>
+                <w:rFonts w:hint="eastAsia"/>
+                <w:lang w:val="en-US" w:eastAsia="zh-CN"/>
+              </w:rPr>
+              <w:t>XX</w:t>
+            </w:r>
+          </w:p>
         </w:tc>
       </w:tr>
       <w:tr>
@@ -459,16 +501,18 @@
               <w:bidi w:val="0"/>
               <w:jc w:val="left"/>
               <w:rPr>
-                <w:rFonts w:hint="eastAsia" w:eastAsiaTheme="minorEastAsia"/>
-                <w:lang w:eastAsia="zh-CN"/>
-              </w:rPr>
-            </w:pPr>
+                <w:rFonts w:hint="default" w:eastAsiaTheme="minorEastAsia"/>
+                <w:lang w:val="en-US" w:eastAsia="zh-CN"/>
+              </w:rPr>
+            </w:pPr>
+            <w:bookmarkStart w:id="0" w:name="_GoBack"/>
+            <w:bookmarkEnd w:id="0"/>
             <w:r>
               <w:rPr>
                 <w:rFonts w:hint="eastAsia"/>
-                <w:lang w:eastAsia="zh-CN"/>
-              </w:rPr>
-              <w:tab/>
+                <w:lang w:val="en-US" w:eastAsia="zh-CN"/>
+              </w:rPr>
+              <w:t>XXX</w:t>
             </w:r>
           </w:p>
         </w:tc>
@@ -554,7 +598,21 @@
             <w:shd w:val="clear" w:color="auto" w:fill="FFFBEB"/>
             <w:vAlign w:val="center"/>
           </w:tcPr>
-          <w:p/>
+          <w:p>
+            <w:pPr>
+              <w:rPr>
+                <w:rFonts w:hint="default" w:eastAsiaTheme="minorEastAsia"/>
+                <w:lang w:val="en-US" w:eastAsia="zh-CN"/>
+              </w:rPr>
+            </w:pPr>
+            <w:r>
+              <w:rPr>
+                <w:rFonts w:hint="eastAsia"/>
+                <w:lang w:val="en-US" w:eastAsia="zh-CN"/>
+              </w:rPr>
+              <w:t>XXX</w:t>
+            </w:r>
+          </w:p>
         </w:tc>
         <w:tc>
           <w:tcPr>
@@ -629,7 +687,7 @@
                 <w:rFonts w:hint="eastAsia"/>
                 <w:lang w:val="en-US" w:eastAsia="zh-CN"/>
               </w:rPr>
-              <w:t>G/N/M</w:t>
+              <w:t>G</w:t>
             </w:r>
           </w:p>
         </w:tc>
@@ -752,7 +810,21 @@
             <w:shd w:val="clear" w:color="auto" w:fill="FFFBEB"/>
             <w:vAlign w:val="center"/>
           </w:tcPr>
-          <w:p/>
+          <w:p>
+            <w:pPr>
+              <w:rPr>
+                <w:rFonts w:hint="default" w:eastAsiaTheme="minorEastAsia"/>
+                <w:lang w:val="en-US" w:eastAsia="zh-CN"/>
+              </w:rPr>
+            </w:pPr>
+            <w:r>
+              <w:rPr>
+                <w:rFonts w:hint="eastAsia"/>
+                <w:lang w:val="en-US" w:eastAsia="zh-CN"/>
+              </w:rPr>
+              <w:t>XXX</w:t>
+            </w:r>
+          </w:p>
         </w:tc>
       </w:tr>
       <w:tr>
@@ -836,7 +908,21 @@
             <w:shd w:val="clear" w:color="auto" w:fill="FFFBEB"/>
             <w:vAlign w:val="center"/>
           </w:tcPr>
-          <w:p/>
+          <w:p>
+            <w:pPr>
+              <w:rPr>
+                <w:rFonts w:hint="eastAsia" w:eastAsiaTheme="minorEastAsia"/>
+                <w:lang w:val="en-US" w:eastAsia="zh-CN"/>
+              </w:rPr>
+            </w:pPr>
+            <w:r>
+              <w:rPr>
+                <w:rFonts w:hint="eastAsia"/>
+                <w:lang w:val="en-US" w:eastAsia="zh-CN"/>
+              </w:rPr>
+              <w:t>邹康</w:t>
+            </w:r>
+          </w:p>
         </w:tc>
         <w:tc>
           <w:tcPr>
@@ -899,7 +985,21 @@
             <w:shd w:val="clear" w:color="auto" w:fill="FFFBEB"/>
             <w:vAlign w:val="center"/>
           </w:tcPr>
-          <w:p/>
+          <w:p>
+            <w:pPr>
+              <w:rPr>
+                <w:rFonts w:hint="eastAsia" w:eastAsiaTheme="minorEastAsia"/>
+                <w:lang w:eastAsia="zh-CN"/>
+              </w:rPr>
+            </w:pPr>
+            <w:r>
+              <w:rPr>
+                <w:rFonts w:hint="eastAsia"/>
+                <w:lang w:eastAsia="zh-CN"/>
+              </w:rPr>
+              <w:t>邹康</w:t>
+            </w:r>
+          </w:p>
         </w:tc>
       </w:tr>
       <w:tr>
@@ -983,7 +1083,21 @@
             <w:shd w:val="clear" w:color="auto" w:fill="FFFBEB"/>
             <w:vAlign w:val="center"/>
           </w:tcPr>
-          <w:p/>
+          <w:p>
+            <w:pPr>
+              <w:rPr>
+                <w:rFonts w:hint="eastAsia" w:eastAsiaTheme="minorEastAsia"/>
+                <w:lang w:eastAsia="zh-CN"/>
+              </w:rPr>
+            </w:pPr>
+            <w:r>
+              <w:rPr>
+                <w:rFonts w:hint="eastAsia"/>
+                <w:lang w:eastAsia="zh-CN"/>
+              </w:rPr>
+              <w:t>邹康</w:t>
+            </w:r>
+          </w:p>
         </w:tc>
         <w:tc>
           <w:tcPr>
@@ -1046,7 +1160,21 @@
             <w:shd w:val="clear" w:color="auto" w:fill="FFFBEB"/>
             <w:vAlign w:val="center"/>
           </w:tcPr>
-          <w:p/>
+          <w:p>
+            <w:pPr>
+              <w:rPr>
+                <w:rFonts w:hint="eastAsia" w:eastAsiaTheme="minorEastAsia"/>
+                <w:lang w:eastAsia="zh-CN"/>
+              </w:rPr>
+            </w:pPr>
+            <w:r>
+              <w:rPr>
+                <w:rFonts w:hint="eastAsia"/>
+                <w:lang w:eastAsia="zh-CN"/>
+              </w:rPr>
+              <w:t>飞腾信息技术有限公司</w:t>
+            </w:r>
+          </w:p>
         </w:tc>
       </w:tr>
       <w:tr>
@@ -1130,7 +1258,21 @@
             <w:shd w:val="clear" w:color="auto" w:fill="FFFBEB"/>
             <w:vAlign w:val="center"/>
           </w:tcPr>
-          <w:p/>
+          <w:p>
+            <w:pPr>
+              <w:rPr>
+                <w:rFonts w:hint="default" w:eastAsiaTheme="minorEastAsia"/>
+                <w:lang w:val="en-US" w:eastAsia="zh-CN"/>
+              </w:rPr>
+            </w:pPr>
+            <w:r>
+              <w:rPr>
+                <w:rFonts w:hint="eastAsia"/>
+                <w:lang w:val="en-US" w:eastAsia="zh-CN"/>
+              </w:rPr>
+              <w:t>独立承担/联合承担牵头/联合承担参与</w:t>
+            </w:r>
+          </w:p>
         </w:tc>
         <w:tc>
           <w:tcPr>
@@ -1193,7 +1335,15 @@
             <w:shd w:val="clear" w:color="auto" w:fill="FFFBEB"/>
             <w:vAlign w:val="center"/>
           </w:tcPr>
-          <w:p/>
+          <w:p>
+            <w:r>
+              <w:rPr>
+                <w:rFonts w:hint="eastAsia"/>
+                <w:lang w:eastAsia="zh-CN"/>
+              </w:rPr>
+              <w:t>飞腾信息技术有限公司</w:t>
+            </w:r>
+          </w:p>
         </w:tc>
       </w:tr>
       <w:tr>
@@ -1278,7 +1428,15 @@
             <w:shd w:val="clear" w:color="auto" w:fill="FFFBEB"/>
             <w:vAlign w:val="top"/>
           </w:tcPr>
-          <w:p/>
+          <w:p>
+            <w:r>
+              <w:rPr>
+                <w:rFonts w:hint="eastAsia"/>
+                <w:lang w:eastAsia="zh-CN"/>
+              </w:rPr>
+              <w:t>飞腾信息技术有限公司</w:t>
+            </w:r>
+          </w:p>
         </w:tc>
       </w:tr>
       <w:tr>
@@ -1374,7 +1532,7 @@
                 <w:rFonts w:hint="eastAsia"/>
                 <w:lang w:val="en-US" w:eastAsia="zh-CN"/>
               </w:rPr>
-              <w:t>年-月-日</w:t>
+              <w:t>2026年-10月-10日</w:t>
             </w:r>
           </w:p>
         </w:tc>
@@ -1449,6 +1607,13 @@
             <w:r>
               <w:rPr>
                 <w:rFonts w:hint="eastAsia"/>
+                <w:lang w:val="en-US" w:eastAsia="zh-CN"/>
+              </w:rPr>
+              <w:t>2027</w:t>
+            </w:r>
+            <w:r>
+              <w:rPr>
+                <w:rFonts w:hint="eastAsia"/>
                 <w:lang w:eastAsia="zh-CN"/>
               </w:rPr>
               <w:t>年</w:t>
@@ -1458,7 +1623,7 @@
                 <w:rFonts w:hint="eastAsia"/>
                 <w:lang w:val="en-US" w:eastAsia="zh-CN"/>
               </w:rPr>
-              <w:t>-月-日</w:t>
+              <w:t>-10月-10日</w:t>
             </w:r>
           </w:p>
         </w:tc>
@@ -1544,7 +1709,21 @@
             <w:shd w:val="clear" w:color="auto" w:fill="FFFBEB"/>
             <w:vAlign w:val="center"/>
           </w:tcPr>
-          <w:p/>
+          <w:p>
+            <w:pPr>
+              <w:rPr>
+                <w:rFonts w:hint="eastAsia" w:eastAsiaTheme="minorEastAsia"/>
+                <w:lang w:eastAsia="zh-CN"/>
+              </w:rPr>
+            </w:pPr>
+            <w:r>
+              <w:rPr>
+                <w:rFonts w:hint="eastAsia"/>
+                <w:lang w:eastAsia="zh-CN"/>
+              </w:rPr>
+              <w:t>计划申报</w:t>
+            </w:r>
+          </w:p>
         </w:tc>
         <w:tc>
           <w:tcPr>
@@ -1607,7 +1786,21 @@
             <w:shd w:val="clear" w:color="auto" w:fill="FFFBEB"/>
             <w:vAlign w:val="center"/>
           </w:tcPr>
-          <w:p/>
+          <w:p>
+            <w:pPr>
+              <w:rPr>
+                <w:rFonts w:hint="eastAsia" w:eastAsiaTheme="minorEastAsia"/>
+                <w:lang w:eastAsia="zh-CN"/>
+              </w:rPr>
+            </w:pPr>
+            <w:r>
+              <w:rPr>
+                <w:rFonts w:hint="eastAsia"/>
+                <w:lang w:eastAsia="zh-CN"/>
+              </w:rPr>
+              <w:t>部委项目</w:t>
+            </w:r>
+          </w:p>
         </w:tc>
       </w:tr>
       <w:tr>
@@ -1981,6 +2174,7 @@
     <w:p>
       <w:pPr>
         <w:numPr>
+          <w:ilvl w:val="0"/>
           <w:numId w:val="0"/>
         </w:numPr>
         <w:jc w:val="both"/>
@@ -1998,128 +2192,18 @@
           <w:szCs w:val="28"/>
           <w:lang w:val="en-US" w:eastAsia="zh-CN"/>
         </w:rPr>
-        <w:t>[项目概况]:</w:t>
+        <w:t>[项目概况]: 待定</w:t>
       </w:r>
     </w:p>
     <w:p>
       <w:pPr>
         <w:numPr>
+          <w:ilvl w:val="0"/>
           <w:numId w:val="0"/>
         </w:numPr>
         <w:jc w:val="both"/>
         <w:rPr>
           <w:rFonts w:hint="eastAsia"/>
-          <w:sz w:val="24"/>
-          <w:szCs w:val="28"/>
-          <w:lang w:val="en-US" w:eastAsia="zh-CN"/>
-        </w:rPr>
-      </w:pPr>
-    </w:p>
-    <w:p>
-      <w:pPr>
-        <w:numPr>
-          <w:numId w:val="0"/>
-        </w:numPr>
-        <w:jc w:val="both"/>
-        <w:rPr>
-          <w:rFonts w:hint="eastAsia"/>
-          <w:sz w:val="24"/>
-          <w:szCs w:val="28"/>
-          <w:lang w:val="en-US" w:eastAsia="zh-CN"/>
-        </w:rPr>
-      </w:pPr>
-      <w:r>
-        <w:rPr>
-          <w:rFonts w:hint="eastAsia"/>
-          <w:sz w:val="24"/>
-          <w:szCs w:val="28"/>
-          <w:lang w:val="en-US" w:eastAsia="zh-CN"/>
-        </w:rPr>
-        <w:t>[任务定位/任务目标/研究目标及牵引性指标/实施目标/拟解决的关键科学问题、关键技术和研究目标]:</w:t>
-      </w:r>
-    </w:p>
-    <w:p>
-      <w:pPr>
-        <w:numPr>
-          <w:numId w:val="0"/>
-        </w:numPr>
-        <w:jc w:val="both"/>
-        <w:rPr>
-          <w:rFonts w:hint="eastAsia"/>
-          <w:sz w:val="24"/>
-          <w:szCs w:val="28"/>
-          <w:lang w:val="en-US" w:eastAsia="zh-CN"/>
-        </w:rPr>
-      </w:pPr>
-    </w:p>
-    <w:p>
-      <w:pPr>
-        <w:numPr>
-          <w:numId w:val="0"/>
-        </w:numPr>
-        <w:jc w:val="both"/>
-        <w:rPr>
-          <w:rFonts w:hint="default"/>
-          <w:sz w:val="24"/>
-          <w:szCs w:val="28"/>
-          <w:lang w:val="en-US" w:eastAsia="zh-CN"/>
-        </w:rPr>
-      </w:pPr>
-      <w:r>
-        <w:rPr>
-          <w:rFonts w:hint="eastAsia"/>
-          <w:sz w:val="24"/>
-          <w:szCs w:val="28"/>
-          <w:lang w:val="en-US" w:eastAsia="zh-CN"/>
-        </w:rPr>
-        <w:t>[产业现状及趋势分析/发展现状]:</w:t>
-      </w:r>
-    </w:p>
-    <w:p>
-      <w:pPr>
-        <w:numPr>
-          <w:numId w:val="0"/>
-        </w:numPr>
-        <w:jc w:val="both"/>
-        <w:rPr>
-          <w:rFonts w:hint="eastAsia"/>
-          <w:sz w:val="24"/>
-          <w:szCs w:val="28"/>
-          <w:lang w:val="en-US" w:eastAsia="zh-CN"/>
-        </w:rPr>
-      </w:pPr>
-    </w:p>
-    <w:p>
-      <w:pPr>
-        <w:numPr>
-          <w:numId w:val="0"/>
-        </w:numPr>
-        <w:jc w:val="both"/>
-        <w:rPr>
-          <w:rFonts w:hint="default"/>
-          <w:sz w:val="24"/>
-          <w:szCs w:val="28"/>
-          <w:lang w:val="en-US" w:eastAsia="zh-CN"/>
-        </w:rPr>
-      </w:pPr>
-      <w:r>
-        <w:rPr>
-          <w:rFonts w:hint="eastAsia"/>
-          <w:sz w:val="24"/>
-          <w:szCs w:val="28"/>
-          <w:lang w:val="en-US" w:eastAsia="zh-CN"/>
-        </w:rPr>
-        <w:t>[需求分析]:</w:t>
-      </w:r>
-    </w:p>
-    <w:p>
-      <w:pPr>
-        <w:numPr>
-          <w:numId w:val="0"/>
-        </w:numPr>
-        <w:jc w:val="both"/>
-        <w:rPr>
-          <w:rFonts w:hint="default"/>
           <w:sz w:val="24"/>
           <w:szCs w:val="28"/>
           <w:lang w:val="en-US" w:eastAsia="zh-CN"/>
@@ -2147,7 +2231,7 @@
           <w:szCs w:val="28"/>
           <w:lang w:val="en-US" w:eastAsia="zh-CN"/>
         </w:rPr>
-        <w:t>[项目负责人研究背景]:</w:t>
+        <w:t>[任务定位/任务目标/研究目标及牵引性指标/实施目标/拟解决的关键科学问题、关键技术和研究目标]: 待定</w:t>
       </w:r>
     </w:p>
     <w:p>
@@ -2186,7 +2270,7 @@
           <w:szCs w:val="28"/>
           <w:lang w:val="en-US" w:eastAsia="zh-CN"/>
         </w:rPr>
-        <w:t>[企业基本情况]:</w:t>
+        <w:t>[产业现状及趋势分析/发展现状]:待定</w:t>
       </w:r>
     </w:p>
     <w:p>
@@ -2225,7 +2309,7 @@
           <w:szCs w:val="28"/>
           <w:lang w:val="en-US" w:eastAsia="zh-CN"/>
         </w:rPr>
-        <w:t>[产品市场需求及建设规模]:</w:t>
+        <w:t>[需求分析]:待定</w:t>
       </w:r>
     </w:p>
     <w:p>
@@ -2236,7 +2320,7 @@
         </w:numPr>
         <w:jc w:val="both"/>
         <w:rPr>
-          <w:rFonts w:hint="eastAsia"/>
+          <w:rFonts w:hint="default"/>
           <w:sz w:val="24"/>
           <w:szCs w:val="28"/>
           <w:lang w:val="en-US" w:eastAsia="zh-CN"/>
@@ -2264,7 +2348,7 @@
           <w:szCs w:val="28"/>
           <w:lang w:val="en-US" w:eastAsia="zh-CN"/>
         </w:rPr>
-        <w:t>[总体架构与运行模式]:</w:t>
+        <w:t>[项目负责人研究背景]:待定</w:t>
       </w:r>
     </w:p>
     <w:p>
@@ -2303,7 +2387,7 @@
           <w:szCs w:val="28"/>
           <w:lang w:val="en-US" w:eastAsia="zh-CN"/>
         </w:rPr>
-        <w:t>[任务方案/项目建设方案]:</w:t>
+        <w:t>[企业基本情况]:待定</w:t>
       </w:r>
     </w:p>
     <w:p>
@@ -2342,7 +2426,7 @@
           <w:szCs w:val="28"/>
           <w:lang w:val="en-US" w:eastAsia="zh-CN"/>
         </w:rPr>
-        <w:t>[项目建设进度]:</w:t>
+        <w:t>[产品市场需求及建设规模]:待定</w:t>
       </w:r>
     </w:p>
     <w:p>
@@ -2381,49 +2465,13 @@
           <w:szCs w:val="28"/>
           <w:lang w:val="en-US" w:eastAsia="zh-CN"/>
         </w:rPr>
-        <w:t>[招标方案]:</w:t>
+        <w:t>[总体架构与运行模式]:待定</w:t>
       </w:r>
     </w:p>
     <w:p>
       <w:pPr>
         <w:numPr>
-          <w:numId w:val="0"/>
-        </w:numPr>
-        <w:jc w:val="both"/>
-        <w:rPr>
-          <w:rFonts w:hint="eastAsia"/>
-          <w:sz w:val="24"/>
-          <w:szCs w:val="28"/>
-          <w:lang w:val="en-US" w:eastAsia="zh-CN"/>
-        </w:rPr>
-      </w:pPr>
-    </w:p>
-    <w:p>
-      <w:pPr>
-        <w:numPr>
-          <w:numId w:val="0"/>
-        </w:numPr>
-        <w:jc w:val="both"/>
-        <w:rPr>
-          <w:rFonts w:hint="eastAsia"/>
-          <w:sz w:val="24"/>
-          <w:szCs w:val="28"/>
-          <w:lang w:val="en-US" w:eastAsia="zh-CN"/>
-        </w:rPr>
-      </w:pPr>
-      <w:r>
-        <w:rPr>
-          <w:rFonts w:hint="eastAsia"/>
-          <w:sz w:val="24"/>
-          <w:szCs w:val="28"/>
-          <w:lang w:val="en-US" w:eastAsia="zh-CN"/>
-        </w:rPr>
-        <w:t>[基础条件/研究条件/申报单位及参与单位研究基础/技术现有水平/申请中央预算内投资的主要理由和政策依据]:</w:t>
-      </w:r>
-    </w:p>
-    <w:p>
-      <w:pPr>
-        <w:numPr>
+          <w:ilvl w:val="0"/>
           <w:numId w:val="0"/>
         </w:numPr>
         <w:jc w:val="both"/>
@@ -2443,20 +2491,20 @@
         </w:numPr>
         <w:jc w:val="both"/>
         <w:rPr>
+          <w:rFonts w:hint="default"/>
+          <w:sz w:val="24"/>
+          <w:szCs w:val="28"/>
+          <w:lang w:val="en-US" w:eastAsia="zh-CN"/>
+        </w:rPr>
+      </w:pPr>
+      <w:r>
+        <w:rPr>
           <w:rFonts w:hint="eastAsia"/>
           <w:sz w:val="24"/>
           <w:szCs w:val="28"/>
           <w:lang w:val="en-US" w:eastAsia="zh-CN"/>
         </w:rPr>
-      </w:pPr>
-      <w:r>
-        <w:rPr>
-          <w:rFonts w:hint="eastAsia"/>
-          <w:sz w:val="24"/>
-          <w:szCs w:val="28"/>
-          <w:lang w:val="en-US" w:eastAsia="zh-CN"/>
-        </w:rPr>
-        <w:t>[配套政策与措施/课题组织实施机制及保障措施/项目组织实施、保障措施及风险分析/保障措施]:</w:t>
+        <w:t>[任务方案/项目建设方案]:待定</w:t>
       </w:r>
     </w:p>
     <w:p>
@@ -2482,25 +2530,26 @@
         </w:numPr>
         <w:jc w:val="both"/>
         <w:rPr>
+          <w:rFonts w:hint="default"/>
+          <w:sz w:val="24"/>
+          <w:szCs w:val="28"/>
+          <w:lang w:val="en-US" w:eastAsia="zh-CN"/>
+        </w:rPr>
+      </w:pPr>
+      <w:r>
+        <w:rPr>
           <w:rFonts w:hint="eastAsia"/>
           <w:sz w:val="24"/>
           <w:szCs w:val="28"/>
           <w:lang w:val="en-US" w:eastAsia="zh-CN"/>
         </w:rPr>
-      </w:pPr>
-      <w:r>
-        <w:rPr>
-          <w:rFonts w:hint="eastAsia"/>
-          <w:sz w:val="24"/>
-          <w:szCs w:val="28"/>
-          <w:lang w:val="en-US" w:eastAsia="zh-CN"/>
-        </w:rPr>
-        <w:t>[项目风险分析及控制]:</w:t>
+        <w:t>[项目建设进度]:待定</w:t>
       </w:r>
     </w:p>
     <w:p>
       <w:pPr>
         <w:numPr>
+          <w:ilvl w:val="0"/>
           <w:numId w:val="0"/>
         </w:numPr>
         <w:jc w:val="both"/>
@@ -2520,34 +2569,26 @@
         </w:numPr>
         <w:jc w:val="both"/>
         <w:rPr>
+          <w:rFonts w:hint="default"/>
+          <w:sz w:val="24"/>
+          <w:szCs w:val="28"/>
+          <w:lang w:val="en-US" w:eastAsia="zh-CN"/>
+        </w:rPr>
+      </w:pPr>
+      <w:r>
+        <w:rPr>
           <w:rFonts w:hint="eastAsia"/>
           <w:sz w:val="24"/>
           <w:szCs w:val="28"/>
           <w:lang w:val="en-US" w:eastAsia="zh-CN"/>
         </w:rPr>
-      </w:pPr>
-      <w:r>
-        <w:rPr>
-          <w:rFonts w:hint="eastAsia"/>
-          <w:sz w:val="24"/>
-          <w:szCs w:val="28"/>
-          <w:lang w:val="en-US" w:eastAsia="zh-CN"/>
-        </w:rPr>
-        <w:t>[预期成效及</w:t>
-      </w:r>
-      <w:r>
-        <w:rPr>
-          <w:rFonts w:hint="eastAsia"/>
-          <w:sz w:val="24"/>
-          <w:szCs w:val="28"/>
-          <w:lang w:val="en-US" w:eastAsia="zh-CN"/>
-        </w:rPr>
-        <w:t>应用前景/*事应用前景/应用方向]:</w:t>
+        <w:t>[招标方案]:待定</w:t>
       </w:r>
     </w:p>
     <w:p>
       <w:pPr>
         <w:numPr>
+          <w:ilvl w:val="0"/>
           <w:numId w:val="0"/>
         </w:numPr>
         <w:jc w:val="both"/>
@@ -2580,35 +2621,13 @@
           <w:szCs w:val="28"/>
           <w:lang w:val="en-US" w:eastAsia="zh-CN"/>
         </w:rPr>
-        <w:t>[创新性</w:t>
-      </w:r>
-      <w:r>
-        <w:rPr>
-          <w:rFonts w:hint="eastAsia"/>
-          <w:sz w:val="24"/>
-          <w:szCs w:val="28"/>
-          <w:lang w:val="en-US" w:eastAsia="zh-CN"/>
-        </w:rPr>
-        <w:t>分析/主要创新点]:</w:t>
+        <w:t>[基础条件/研究条件/申报单位及参与单位研究基础/技术现有水平/申请中央预算内投资的主要理由和政策依据]:待定</w:t>
       </w:r>
     </w:p>
     <w:p>
       <w:pPr>
         <w:numPr>
-          <w:numId w:val="0"/>
-        </w:numPr>
-        <w:jc w:val="both"/>
-        <w:rPr>
-          <w:rFonts w:hint="eastAsia"/>
-          <w:sz w:val="24"/>
-          <w:szCs w:val="28"/>
-          <w:lang w:val="en-US" w:eastAsia="zh-CN"/>
-        </w:rPr>
-      </w:pPr>
-    </w:p>
-    <w:p>
-      <w:pPr>
-        <w:numPr>
+          <w:ilvl w:val="0"/>
           <w:numId w:val="0"/>
         </w:numPr>
         <w:jc w:val="both"/>
@@ -2641,16 +2660,7 @@
           <w:szCs w:val="28"/>
           <w:lang w:val="en-US" w:eastAsia="zh-CN"/>
         </w:rPr>
-        <w:t>[研究内容/</w:t>
-      </w:r>
-      <w:r>
-        <w:rPr>
-          <w:rFonts w:hint="eastAsia"/>
-          <w:sz w:val="24"/>
-          <w:szCs w:val="28"/>
-          <w:lang w:val="en-US" w:eastAsia="zh-CN"/>
-        </w:rPr>
-        <w:t>课题研究内容、研究方法及技术路线/研究内容及指标]:</w:t>
+        <w:t>[配套政策与措施/课题组织实施机制及保障措施/项目组织实施、保障措施及风险分析/保障措施]:待定</w:t>
       </w:r>
     </w:p>
     <w:p>
@@ -2689,21 +2699,13 @@
           <w:szCs w:val="28"/>
           <w:lang w:val="en-US" w:eastAsia="zh-CN"/>
         </w:rPr>
-        <w:t>[预期经济</w:t>
-      </w:r>
-      <w:r>
-        <w:rPr>
-          <w:rFonts w:hint="eastAsia"/>
-          <w:sz w:val="24"/>
-          <w:szCs w:val="28"/>
-          <w:lang w:val="en-US" w:eastAsia="zh-CN"/>
-        </w:rPr>
-        <w:t>社会效益/财务经济效益测算]:</w:t>
+        <w:t>[项目风险分析及控制]:待定</w:t>
       </w:r>
     </w:p>
     <w:p>
       <w:pPr>
         <w:numPr>
+          <w:ilvl w:val="0"/>
           <w:numId w:val="0"/>
         </w:numPr>
         <w:jc w:val="both"/>
@@ -2736,12 +2738,13 @@
           <w:szCs w:val="28"/>
           <w:lang w:val="en-US" w:eastAsia="zh-CN"/>
         </w:rPr>
-        <w:t>[知识产权对策、成果管理及合作权益分配]:</w:t>
+        <w:t>[预期成效及应用前景/*事应用前景/应用方向]:待定</w:t>
       </w:r>
     </w:p>
     <w:p>
       <w:pPr>
         <w:numPr>
+          <w:ilvl w:val="0"/>
           <w:numId w:val="0"/>
         </w:numPr>
         <w:jc w:val="both"/>
@@ -2774,26 +2777,13 @@
           <w:szCs w:val="28"/>
           <w:lang w:val="en-US" w:eastAsia="zh-CN"/>
         </w:rPr>
-        <w:t>[需要约定的其他内容/中央预算内投资相关专项管理办法和项目申报通知等要求提供的其他内容]:</w:t>
+        <w:t>[创新性分析/主要创新点]:待定</w:t>
       </w:r>
     </w:p>
     <w:p>
       <w:pPr>
         <w:numPr>
-          <w:numId w:val="0"/>
-        </w:numPr>
-        <w:jc w:val="both"/>
-        <w:rPr>
-          <w:rFonts w:hint="eastAsia"/>
-          <w:sz w:val="24"/>
-          <w:szCs w:val="28"/>
-          <w:lang w:val="en-US" w:eastAsia="zh-CN"/>
-        </w:rPr>
-      </w:pPr>
-    </w:p>
-    <w:p>
-      <w:pPr>
-        <w:numPr>
+          <w:ilvl w:val="0"/>
           <w:numId w:val="0"/>
         </w:numPr>
         <w:jc w:val="both"/>
@@ -2819,15 +2809,21 @@
           <w:lang w:val="en-US" w:eastAsia="zh-CN"/>
         </w:rPr>
       </w:pPr>
-      <w:r>
+    </w:p>
+    <w:p>
+      <w:pPr>
+        <w:numPr>
+          <w:ilvl w:val="0"/>
+          <w:numId w:val="0"/>
+        </w:numPr>
+        <w:jc w:val="both"/>
         <w:rPr>
           <w:rFonts w:hint="eastAsia"/>
           <w:sz w:val="24"/>
           <w:szCs w:val="28"/>
           <w:lang w:val="en-US" w:eastAsia="zh-CN"/>
         </w:rPr>
-        <w:t>[项目前期</w:t>
-      </w:r>
+      </w:pPr>
       <w:r>
         <w:rPr>
           <w:rFonts w:hint="eastAsia"/>
@@ -2835,12 +2831,13 @@
           <w:szCs w:val="28"/>
           <w:lang w:val="en-US" w:eastAsia="zh-CN"/>
         </w:rPr>
-        <w:t>手续和建设条件落实情况]:</w:t>
+        <w:t>[研究内容/课题研究内容、研究方法及技术路线/研究内容及指标]:待定</w:t>
       </w:r>
     </w:p>
     <w:p>
       <w:pPr>
         <w:numPr>
+          <w:ilvl w:val="0"/>
           <w:numId w:val="0"/>
         </w:numPr>
         <w:jc w:val="both"/>
@@ -2873,21 +2870,13 @@
           <w:szCs w:val="28"/>
           <w:lang w:val="en-US" w:eastAsia="zh-CN"/>
         </w:rPr>
-        <w:t>[</w:t>
-      </w:r>
-      <w:r>
-        <w:rPr>
-          <w:rFonts w:hint="eastAsia"/>
-          <w:sz w:val="24"/>
-          <w:szCs w:val="28"/>
-          <w:lang w:val="en-US" w:eastAsia="zh-CN"/>
-        </w:rPr>
-        <w:t>其他]:</w:t>
+        <w:t>[预期经济社会效益/财务经济效益测算]:待定</w:t>
       </w:r>
     </w:p>
     <w:p>
       <w:pPr>
         <w:numPr>
+          <w:ilvl w:val="0"/>
           <w:numId w:val="0"/>
         </w:numPr>
         <w:jc w:val="both"/>
@@ -2902,6 +2891,178 @@
     <w:p>
       <w:pPr>
         <w:numPr>
+          <w:ilvl w:val="0"/>
+          <w:numId w:val="0"/>
+        </w:numPr>
+        <w:jc w:val="both"/>
+        <w:rPr>
+          <w:rFonts w:hint="eastAsia"/>
+          <w:sz w:val="24"/>
+          <w:szCs w:val="28"/>
+          <w:lang w:val="en-US" w:eastAsia="zh-CN"/>
+        </w:rPr>
+      </w:pPr>
+      <w:r>
+        <w:rPr>
+          <w:rFonts w:hint="eastAsia"/>
+          <w:sz w:val="24"/>
+          <w:szCs w:val="28"/>
+          <w:lang w:val="en-US" w:eastAsia="zh-CN"/>
+        </w:rPr>
+        <w:t>[知识产权对策、成果管理及合作权益分配]:待定</w:t>
+      </w:r>
+    </w:p>
+    <w:p>
+      <w:pPr>
+        <w:numPr>
+          <w:ilvl w:val="0"/>
+          <w:numId w:val="0"/>
+        </w:numPr>
+        <w:jc w:val="both"/>
+        <w:rPr>
+          <w:rFonts w:hint="eastAsia"/>
+          <w:sz w:val="24"/>
+          <w:szCs w:val="28"/>
+          <w:lang w:val="en-US" w:eastAsia="zh-CN"/>
+        </w:rPr>
+      </w:pPr>
+    </w:p>
+    <w:p>
+      <w:pPr>
+        <w:numPr>
+          <w:ilvl w:val="0"/>
+          <w:numId w:val="0"/>
+        </w:numPr>
+        <w:jc w:val="both"/>
+        <w:rPr>
+          <w:rFonts w:hint="eastAsia"/>
+          <w:sz w:val="24"/>
+          <w:szCs w:val="28"/>
+          <w:lang w:val="en-US" w:eastAsia="zh-CN"/>
+        </w:rPr>
+      </w:pPr>
+      <w:r>
+        <w:rPr>
+          <w:rFonts w:hint="eastAsia"/>
+          <w:sz w:val="24"/>
+          <w:szCs w:val="28"/>
+          <w:lang w:val="en-US" w:eastAsia="zh-CN"/>
+        </w:rPr>
+        <w:t>[需要约定的其他内容/中央预算内投资相关专项管理办法和项目申报通知等要求提供的其他内容]:待定</w:t>
+      </w:r>
+    </w:p>
+    <w:p>
+      <w:pPr>
+        <w:numPr>
+          <w:ilvl w:val="0"/>
+          <w:numId w:val="0"/>
+        </w:numPr>
+        <w:jc w:val="both"/>
+        <w:rPr>
+          <w:rFonts w:hint="eastAsia"/>
+          <w:sz w:val="24"/>
+          <w:szCs w:val="28"/>
+          <w:lang w:val="en-US" w:eastAsia="zh-CN"/>
+        </w:rPr>
+      </w:pPr>
+    </w:p>
+    <w:p>
+      <w:pPr>
+        <w:numPr>
+          <w:ilvl w:val="0"/>
+          <w:numId w:val="0"/>
+        </w:numPr>
+        <w:jc w:val="both"/>
+        <w:rPr>
+          <w:rFonts w:hint="eastAsia"/>
+          <w:sz w:val="24"/>
+          <w:szCs w:val="28"/>
+          <w:lang w:val="en-US" w:eastAsia="zh-CN"/>
+        </w:rPr>
+      </w:pPr>
+    </w:p>
+    <w:p>
+      <w:pPr>
+        <w:numPr>
+          <w:ilvl w:val="0"/>
+          <w:numId w:val="0"/>
+        </w:numPr>
+        <w:jc w:val="both"/>
+        <w:rPr>
+          <w:rFonts w:hint="eastAsia"/>
+          <w:sz w:val="24"/>
+          <w:szCs w:val="28"/>
+          <w:lang w:val="en-US" w:eastAsia="zh-CN"/>
+        </w:rPr>
+      </w:pPr>
+      <w:r>
+        <w:rPr>
+          <w:rFonts w:hint="eastAsia"/>
+          <w:sz w:val="24"/>
+          <w:szCs w:val="28"/>
+          <w:lang w:val="en-US" w:eastAsia="zh-CN"/>
+        </w:rPr>
+        <w:t>[项目前期手续和建设条件落实情况]:待定</w:t>
+      </w:r>
+    </w:p>
+    <w:p>
+      <w:pPr>
+        <w:numPr>
+          <w:ilvl w:val="0"/>
+          <w:numId w:val="0"/>
+        </w:numPr>
+        <w:jc w:val="both"/>
+        <w:rPr>
+          <w:rFonts w:hint="eastAsia"/>
+          <w:sz w:val="24"/>
+          <w:szCs w:val="28"/>
+          <w:lang w:val="en-US" w:eastAsia="zh-CN"/>
+        </w:rPr>
+      </w:pPr>
+    </w:p>
+    <w:p>
+      <w:pPr>
+        <w:numPr>
+          <w:ilvl w:val="0"/>
+          <w:numId w:val="0"/>
+        </w:numPr>
+        <w:jc w:val="both"/>
+        <w:rPr>
+          <w:rFonts w:hint="eastAsia"/>
+          <w:sz w:val="24"/>
+          <w:szCs w:val="28"/>
+          <w:lang w:val="en-US" w:eastAsia="zh-CN"/>
+        </w:rPr>
+      </w:pPr>
+      <w:r>
+        <w:rPr>
+          <w:rFonts w:hint="eastAsia"/>
+          <w:sz w:val="24"/>
+          <w:szCs w:val="28"/>
+          <w:lang w:val="en-US" w:eastAsia="zh-CN"/>
+        </w:rPr>
+        <w:t>[其他]:待定</w:t>
+      </w:r>
+    </w:p>
+    <w:p>
+      <w:pPr>
+        <w:numPr>
+          <w:ilvl w:val="0"/>
+          <w:numId w:val="0"/>
+        </w:numPr>
+        <w:jc w:val="both"/>
+        <w:rPr>
+          <w:rFonts w:hint="eastAsia"/>
+          <w:sz w:val="24"/>
+          <w:szCs w:val="28"/>
+          <w:lang w:val="en-US" w:eastAsia="zh-CN"/>
+        </w:rPr>
+      </w:pPr>
+    </w:p>
+    <w:p>
+      <w:pPr>
+        <w:numPr>
+          <w:ilvl w:val="0"/>
           <w:numId w:val="0"/>
         </w:numPr>
         <w:jc w:val="both"/>
@@ -2940,6 +3101,7 @@
     <w:p>
       <w:pPr>
         <w:numPr>
+          <w:ilvl w:val="0"/>
           <w:numId w:val="0"/>
         </w:numPr>
         <w:jc w:val="both"/>
@@ -2966,7 +3128,9 @@
         </w:tblBorders>
         <w:tblLayout w:type="autofit"/>
         <w:tblCellMar>
+          <w:top w:w="0" w:type="dxa"/>
           <w:left w:w="108" w:type="dxa"/>
+          <w:bottom w:w="0" w:type="dxa"/>
           <w:right w:w="108" w:type="dxa"/>
         </w:tblCellMar>
       </w:tblPr>
@@ -2985,17 +3149,21 @@
             <w:insideV w:val="single" w:color="auto" w:sz="4" w:space="0"/>
           </w:tblBorders>
           <w:tblCellMar>
+            <w:top w:w="0" w:type="dxa"/>
             <w:left w:w="108" w:type="dxa"/>
+            <w:bottom w:w="0" w:type="dxa"/>
             <w:right w:w="108" w:type="dxa"/>
           </w:tblCellMar>
         </w:tblPrEx>
         <w:tc>
           <w:tcPr>
             <w:tcW w:w="4428" w:type="dxa"/>
+            <w:vAlign w:val="center"/>
           </w:tcPr>
           <w:p>
             <w:pPr>
               <w:numPr>
+                <w:ilvl w:val="0"/>
                 <w:numId w:val="0"/>
               </w:numPr>
               <w:jc w:val="both"/>
@@ -3022,10 +3190,12 @@
         <w:tc>
           <w:tcPr>
             <w:tcW w:w="4428" w:type="dxa"/>
+            <w:vAlign w:val="center"/>
           </w:tcPr>
           <w:p>
             <w:pPr>
               <w:numPr>
+                <w:ilvl w:val="0"/>
                 <w:numId w:val="0"/>
               </w:numPr>
               <w:jc w:val="both"/>
@@ -3047,58 +3217,6 @@
               </w:rPr>
               <w:t>姓名</w:t>
             </w:r>
-          </w:p>
-        </w:tc>
-      </w:tr>
-      <w:tr>
-        <w:tblPrEx>
-          <w:tblBorders>
-            <w:top w:val="single" w:color="auto" w:sz="4" w:space="0"/>
-            <w:left w:val="single" w:color="auto" w:sz="4" w:space="0"/>
-            <w:bottom w:val="single" w:color="auto" w:sz="4" w:space="0"/>
-            <w:right w:val="single" w:color="auto" w:sz="4" w:space="0"/>
-            <w:insideH w:val="single" w:color="auto" w:sz="4" w:space="0"/>
-            <w:insideV w:val="single" w:color="auto" w:sz="4" w:space="0"/>
-          </w:tblBorders>
-        </w:tblPrEx>
-        <w:tc>
-          <w:tcPr>
-            <w:tcW w:w="4428" w:type="dxa"/>
-          </w:tcPr>
-          <w:p>
-            <w:pPr>
-              <w:numPr>
-                <w:numId w:val="0"/>
-              </w:numPr>
-              <w:jc w:val="both"/>
-              <w:rPr>
-                <w:rFonts w:hint="default"/>
-                <w:sz w:val="24"/>
-                <w:szCs w:val="28"/>
-                <w:vertAlign w:val="baseline"/>
-                <w:lang w:val="en-US" w:eastAsia="zh-CN"/>
-              </w:rPr>
-            </w:pPr>
-          </w:p>
-        </w:tc>
-        <w:tc>
-          <w:tcPr>
-            <w:tcW w:w="4428" w:type="dxa"/>
-          </w:tcPr>
-          <w:p>
-            <w:pPr>
-              <w:numPr>
-                <w:numId w:val="0"/>
-              </w:numPr>
-              <w:jc w:val="both"/>
-              <w:rPr>
-                <w:rFonts w:hint="default"/>
-                <w:sz w:val="24"/>
-                <w:szCs w:val="28"/>
-                <w:vertAlign w:val="baseline"/>
-                <w:lang w:val="en-US" w:eastAsia="zh-CN"/>
-              </w:rPr>
-            </w:pPr>
           </w:p>
         </w:tc>
       </w:tr>
@@ -3113,17 +3231,21 @@
             <w:insideV w:val="single" w:color="auto" w:sz="4" w:space="0"/>
           </w:tblBorders>
           <w:tblCellMar>
+            <w:top w:w="0" w:type="dxa"/>
             <w:left w:w="108" w:type="dxa"/>
+            <w:bottom w:w="0" w:type="dxa"/>
             <w:right w:w="108" w:type="dxa"/>
           </w:tblCellMar>
         </w:tblPrEx>
         <w:tc>
           <w:tcPr>
             <w:tcW w:w="4428" w:type="dxa"/>
+            <w:vAlign w:val="center"/>
           </w:tcPr>
           <w:p>
             <w:pPr>
               <w:numPr>
+                <w:ilvl w:val="0"/>
                 <w:numId w:val="0"/>
               </w:numPr>
               <w:jc w:val="both"/>
@@ -3135,15 +3257,99 @@
                 <w:lang w:val="en-US" w:eastAsia="zh-CN"/>
               </w:rPr>
             </w:pPr>
+            <w:r>
+              <w:rPr>
+                <w:rFonts w:hint="eastAsia"/>
+                <w:sz w:val="24"/>
+                <w:szCs w:val="28"/>
+                <w:vertAlign w:val="baseline"/>
+                <w:lang w:val="en-US" w:eastAsia="zh-CN"/>
+              </w:rPr>
+              <w:t>03238</w:t>
+            </w:r>
           </w:p>
         </w:tc>
         <w:tc>
           <w:tcPr>
             <w:tcW w:w="4428" w:type="dxa"/>
+            <w:vAlign w:val="center"/>
           </w:tcPr>
           <w:p>
             <w:pPr>
               <w:numPr>
+                <w:ilvl w:val="0"/>
+                <w:numId w:val="0"/>
+              </w:numPr>
+              <w:jc w:val="both"/>
+              <w:rPr>
+                <w:rFonts w:hint="default"/>
+                <w:sz w:val="24"/>
+                <w:szCs w:val="28"/>
+                <w:vertAlign w:val="baseline"/>
+                <w:lang w:val="en-US" w:eastAsia="zh-CN"/>
+              </w:rPr>
+            </w:pPr>
+            <w:r>
+              <w:rPr>
+                <w:rFonts w:hint="eastAsia"/>
+                <w:sz w:val="24"/>
+                <w:szCs w:val="28"/>
+                <w:vertAlign w:val="baseline"/>
+                <w:lang w:val="en-US" w:eastAsia="zh-CN"/>
+              </w:rPr>
+              <w:t>邹康</w:t>
+            </w:r>
+          </w:p>
+        </w:tc>
+      </w:tr>
+      <w:tr>
+        <w:tblPrEx>
+          <w:tblBorders>
+            <w:top w:val="single" w:color="auto" w:sz="4" w:space="0"/>
+            <w:left w:val="single" w:color="auto" w:sz="4" w:space="0"/>
+            <w:bottom w:val="single" w:color="auto" w:sz="4" w:space="0"/>
+            <w:right w:val="single" w:color="auto" w:sz="4" w:space="0"/>
+            <w:insideH w:val="single" w:color="auto" w:sz="4" w:space="0"/>
+            <w:insideV w:val="single" w:color="auto" w:sz="4" w:space="0"/>
+          </w:tblBorders>
+          <w:tblCellMar>
+            <w:top w:w="0" w:type="dxa"/>
+            <w:left w:w="108" w:type="dxa"/>
+            <w:bottom w:w="0" w:type="dxa"/>
+            <w:right w:w="108" w:type="dxa"/>
+          </w:tblCellMar>
+        </w:tblPrEx>
+        <w:tc>
+          <w:tcPr>
+            <w:tcW w:w="4428" w:type="dxa"/>
+            <w:vAlign w:val="center"/>
+          </w:tcPr>
+          <w:p>
+            <w:pPr>
+              <w:numPr>
+                <w:ilvl w:val="0"/>
+                <w:numId w:val="0"/>
+              </w:numPr>
+              <w:jc w:val="both"/>
+              <w:rPr>
+                <w:rFonts w:hint="default"/>
+                <w:sz w:val="24"/>
+                <w:szCs w:val="28"/>
+                <w:vertAlign w:val="baseline"/>
+                <w:lang w:val="en-US" w:eastAsia="zh-CN"/>
+              </w:rPr>
+            </w:pPr>
+          </w:p>
+        </w:tc>
+        <w:tc>
+          <w:tcPr>
+            <w:tcW w:w="4428" w:type="dxa"/>
+            <w:vAlign w:val="center"/>
+          </w:tcPr>
+          <w:p>
+            <w:pPr>
+              <w:numPr>
+                <w:ilvl w:val="0"/>
                 <w:numId w:val="0"/>
               </w:numPr>
               <w:jc w:val="both"/>
@@ -3162,6 +3368,7 @@
     <w:p>
       <w:pPr>
         <w:numPr>
+          <w:ilvl w:val="0"/>
           <w:numId w:val="0"/>
         </w:numPr>
         <w:jc w:val="both"/>
@@ -3200,6 +3407,7 @@
     <w:p>
       <w:pPr>
         <w:numPr>
+          <w:ilvl w:val="0"/>
           <w:numId w:val="0"/>
         </w:numPr>
         <w:ind w:leftChars="0"/>
@@ -3236,7 +3444,9 @@
         </w:tblBorders>
         <w:tblLayout w:type="autofit"/>
         <w:tblCellMar>
+          <w:top w:w="0" w:type="dxa"/>
           <w:left w:w="108" w:type="dxa"/>
+          <w:bottom w:w="0" w:type="dxa"/>
           <w:right w:w="108" w:type="dxa"/>
         </w:tblCellMar>
       </w:tblPr>
@@ -3258,17 +3468,21 @@
             <w:insideV w:val="single" w:color="auto" w:sz="4" w:space="0"/>
           </w:tblBorders>
           <w:tblCellMar>
+            <w:top w:w="0" w:type="dxa"/>
             <w:left w:w="108" w:type="dxa"/>
+            <w:bottom w:w="0" w:type="dxa"/>
             <w:right w:w="108" w:type="dxa"/>
           </w:tblCellMar>
         </w:tblPrEx>
         <w:tc>
           <w:tcPr>
             <w:tcW w:w="1771" w:type="dxa"/>
+            <w:vAlign w:val="center"/>
           </w:tcPr>
           <w:p>
             <w:pPr>
               <w:numPr>
+                <w:ilvl w:val="0"/>
                 <w:numId w:val="0"/>
               </w:numPr>
               <w:jc w:val="both"/>
@@ -3295,10 +3509,12 @@
         <w:tc>
           <w:tcPr>
             <w:tcW w:w="1771" w:type="dxa"/>
+            <w:vAlign w:val="center"/>
           </w:tcPr>
           <w:p>
             <w:pPr>
               <w:numPr>
+                <w:ilvl w:val="0"/>
                 <w:numId w:val="0"/>
               </w:numPr>
               <w:jc w:val="both"/>
@@ -3325,10 +3541,12 @@
         <w:tc>
           <w:tcPr>
             <w:tcW w:w="1771" w:type="dxa"/>
+            <w:vAlign w:val="center"/>
           </w:tcPr>
           <w:p>
             <w:pPr>
               <w:numPr>
+                <w:ilvl w:val="0"/>
                 <w:numId w:val="0"/>
               </w:numPr>
               <w:jc w:val="both"/>
@@ -3355,10 +3573,12 @@
         <w:tc>
           <w:tcPr>
             <w:tcW w:w="1771" w:type="dxa"/>
+            <w:vAlign w:val="center"/>
           </w:tcPr>
           <w:p>
             <w:pPr>
               <w:numPr>
+                <w:ilvl w:val="0"/>
                 <w:numId w:val="0"/>
               </w:numPr>
               <w:jc w:val="both"/>
@@ -3385,10 +3605,12 @@
         <w:tc>
           <w:tcPr>
             <w:tcW w:w="1772" w:type="dxa"/>
+            <w:vAlign w:val="center"/>
           </w:tcPr>
           <w:p>
             <w:pPr>
               <w:numPr>
+                <w:ilvl w:val="0"/>
                 <w:numId w:val="0"/>
               </w:numPr>
               <w:jc w:val="both"/>
@@ -3423,105 +3645,171 @@
             <w:insideH w:val="single" w:color="auto" w:sz="4" w:space="0"/>
             <w:insideV w:val="single" w:color="auto" w:sz="4" w:space="0"/>
           </w:tblBorders>
+          <w:tblCellMar>
+            <w:top w:w="0" w:type="dxa"/>
+            <w:left w:w="108" w:type="dxa"/>
+            <w:bottom w:w="0" w:type="dxa"/>
+            <w:right w:w="108" w:type="dxa"/>
+          </w:tblCellMar>
         </w:tblPrEx>
         <w:tc>
           <w:tcPr>
             <w:tcW w:w="1771" w:type="dxa"/>
+            <w:vAlign w:val="center"/>
           </w:tcPr>
           <w:p>
             <w:pPr>
               <w:numPr>
+                <w:ilvl w:val="0"/>
                 <w:numId w:val="0"/>
               </w:numPr>
               <w:jc w:val="both"/>
               <w:rPr>
+                <w:rFonts w:hint="default"/>
+                <w:sz w:val="24"/>
+                <w:szCs w:val="28"/>
+                <w:vertAlign w:val="baseline"/>
+                <w:lang w:val="en-US" w:eastAsia="zh-CN"/>
+              </w:rPr>
+            </w:pPr>
+            <w:r>
+              <w:rPr>
                 <w:rFonts w:hint="eastAsia"/>
                 <w:sz w:val="24"/>
                 <w:szCs w:val="28"/>
                 <w:vertAlign w:val="baseline"/>
                 <w:lang w:val="en-US" w:eastAsia="zh-CN"/>
               </w:rPr>
-            </w:pPr>
+              <w:t>1</w:t>
+            </w:r>
           </w:p>
         </w:tc>
         <w:tc>
           <w:tcPr>
             <w:tcW w:w="1771" w:type="dxa"/>
+            <w:vAlign w:val="center"/>
           </w:tcPr>
           <w:p>
             <w:pPr>
               <w:numPr>
+                <w:ilvl w:val="0"/>
                 <w:numId w:val="0"/>
               </w:numPr>
               <w:jc w:val="both"/>
               <w:rPr>
+                <w:rFonts w:hint="default"/>
+                <w:sz w:val="24"/>
+                <w:szCs w:val="28"/>
+                <w:vertAlign w:val="baseline"/>
+                <w:lang w:val="en-US" w:eastAsia="zh-CN"/>
+              </w:rPr>
+            </w:pPr>
+            <w:r>
+              <w:rPr>
                 <w:rFonts w:hint="eastAsia"/>
                 <w:sz w:val="24"/>
                 <w:szCs w:val="28"/>
                 <w:vertAlign w:val="baseline"/>
                 <w:lang w:val="en-US" w:eastAsia="zh-CN"/>
               </w:rPr>
-            </w:pPr>
+              <w:t>技术指标</w:t>
+            </w:r>
           </w:p>
         </w:tc>
         <w:tc>
           <w:tcPr>
             <w:tcW w:w="1771" w:type="dxa"/>
+            <w:vAlign w:val="center"/>
           </w:tcPr>
           <w:p>
             <w:pPr>
               <w:numPr>
+                <w:ilvl w:val="0"/>
                 <w:numId w:val="0"/>
               </w:numPr>
               <w:jc w:val="both"/>
               <w:rPr>
+                <w:rFonts w:hint="default"/>
+                <w:sz w:val="24"/>
+                <w:szCs w:val="28"/>
+                <w:vertAlign w:val="baseline"/>
+                <w:lang w:val="en-US" w:eastAsia="zh-CN"/>
+              </w:rPr>
+            </w:pPr>
+            <w:r>
+              <w:rPr>
                 <w:rFonts w:hint="eastAsia"/>
                 <w:sz w:val="24"/>
                 <w:szCs w:val="28"/>
                 <w:vertAlign w:val="baseline"/>
                 <w:lang w:val="en-US" w:eastAsia="zh-CN"/>
               </w:rPr>
-            </w:pPr>
+              <w:t>XX</w:t>
+            </w:r>
           </w:p>
         </w:tc>
         <w:tc>
           <w:tcPr>
             <w:tcW w:w="1771" w:type="dxa"/>
+            <w:vAlign w:val="center"/>
           </w:tcPr>
           <w:p>
             <w:pPr>
               <w:numPr>
+                <w:ilvl w:val="0"/>
                 <w:numId w:val="0"/>
               </w:numPr>
               <w:jc w:val="both"/>
               <w:rPr>
+                <w:rFonts w:hint="default"/>
+                <w:sz w:val="24"/>
+                <w:szCs w:val="28"/>
+                <w:vertAlign w:val="baseline"/>
+                <w:lang w:val="en-US" w:eastAsia="zh-CN"/>
+              </w:rPr>
+            </w:pPr>
+            <w:r>
+              <w:rPr>
                 <w:rFonts w:hint="eastAsia"/>
                 <w:sz w:val="24"/>
                 <w:szCs w:val="28"/>
                 <w:vertAlign w:val="baseline"/>
                 <w:lang w:val="en-US" w:eastAsia="zh-CN"/>
               </w:rPr>
-            </w:pPr>
+              <w:t>XX</w:t>
+            </w:r>
           </w:p>
         </w:tc>
         <w:tc>
           <w:tcPr>
             <w:tcW w:w="1772" w:type="dxa"/>
+            <w:vAlign w:val="center"/>
           </w:tcPr>
           <w:p>
             <w:pPr>
               <w:numPr>
+                <w:ilvl w:val="0"/>
                 <w:numId w:val="0"/>
               </w:numPr>
               <w:jc w:val="both"/>
               <w:rPr>
+                <w:rFonts w:hint="default"/>
+                <w:sz w:val="24"/>
+                <w:szCs w:val="28"/>
+                <w:vertAlign w:val="baseline"/>
+                <w:lang w:val="en-US" w:eastAsia="zh-CN"/>
+              </w:rPr>
+            </w:pPr>
+            <w:r>
+              <w:rPr>
                 <w:rFonts w:hint="eastAsia"/>
                 <w:sz w:val="24"/>
                 <w:szCs w:val="28"/>
                 <w:vertAlign w:val="baseline"/>
                 <w:lang w:val="en-US" w:eastAsia="zh-CN"/>
               </w:rPr>
-            </w:pPr>
+              <w:t>XX</w:t>
+            </w:r>
           </w:p>
         </w:tc>
       </w:tr>
@@ -3529,6 +3817,7 @@
     <w:p>
       <w:pPr>
         <w:numPr>
+          <w:ilvl w:val="0"/>
           <w:numId w:val="0"/>
         </w:numPr>
         <w:ind w:leftChars="0"/>
@@ -3569,6 +3858,7 @@
     <w:p>
       <w:pPr>
         <w:numPr>
+          <w:ilvl w:val="0"/>
           <w:numId w:val="0"/>
         </w:numPr>
         <w:jc w:val="both"/>
@@ -3628,6 +3918,7 @@
         <w:tc>
           <w:tcPr>
             <w:tcW w:w="1771" w:type="dxa"/>
+            <w:vAlign w:val="center"/>
           </w:tcPr>
           <w:p>
             <w:pPr>
@@ -3659,6 +3950,7 @@
         <w:tc>
           <w:tcPr>
             <w:tcW w:w="1771" w:type="dxa"/>
+            <w:vAlign w:val="center"/>
           </w:tcPr>
           <w:p>
             <w:pPr>
@@ -3690,6 +3982,7 @@
         <w:tc>
           <w:tcPr>
             <w:tcW w:w="1771" w:type="dxa"/>
+            <w:vAlign w:val="center"/>
           </w:tcPr>
           <w:p>
             <w:pPr>
@@ -3721,6 +4014,7 @@
         <w:tc>
           <w:tcPr>
             <w:tcW w:w="1771" w:type="dxa"/>
+            <w:vAlign w:val="center"/>
           </w:tcPr>
           <w:p>
             <w:pPr>
@@ -3752,6 +4046,7 @@
         <w:tc>
           <w:tcPr>
             <w:tcW w:w="1772" w:type="dxa"/>
+            <w:vAlign w:val="center"/>
           </w:tcPr>
           <w:p>
             <w:pPr>
@@ -3801,6 +4096,7 @@
         <w:tc>
           <w:tcPr>
             <w:tcW w:w="1771" w:type="dxa"/>
+            <w:vAlign w:val="center"/>
           </w:tcPr>
           <w:p>
             <w:pPr>
@@ -3810,18 +4106,29 @@
               </w:numPr>
               <w:jc w:val="both"/>
               <w:rPr>
+                <w:rFonts w:hint="default"/>
+                <w:sz w:val="24"/>
+                <w:szCs w:val="28"/>
+                <w:vertAlign w:val="baseline"/>
+                <w:lang w:val="en-US" w:eastAsia="zh-CN"/>
+              </w:rPr>
+            </w:pPr>
+            <w:r>
+              <w:rPr>
                 <w:rFonts w:hint="eastAsia"/>
                 <w:sz w:val="24"/>
                 <w:szCs w:val="28"/>
                 <w:vertAlign w:val="baseline"/>
                 <w:lang w:val="en-US" w:eastAsia="zh-CN"/>
               </w:rPr>
-            </w:pPr>
+              <w:t>1</w:t>
+            </w:r>
           </w:p>
         </w:tc>
         <w:tc>
           <w:tcPr>
             <w:tcW w:w="1771" w:type="dxa"/>
+            <w:vAlign w:val="center"/>
           </w:tcPr>
           <w:p>
             <w:pPr>
@@ -3831,18 +4138,29 @@
               </w:numPr>
               <w:jc w:val="both"/>
               <w:rPr>
+                <w:rFonts w:hint="default"/>
+                <w:sz w:val="24"/>
+                <w:szCs w:val="28"/>
+                <w:vertAlign w:val="baseline"/>
+                <w:lang w:val="en-US" w:eastAsia="zh-CN"/>
+              </w:rPr>
+            </w:pPr>
+            <w:r>
+              <w:rPr>
                 <w:rFonts w:hint="eastAsia"/>
                 <w:sz w:val="24"/>
                 <w:szCs w:val="28"/>
                 <w:vertAlign w:val="baseline"/>
                 <w:lang w:val="en-US" w:eastAsia="zh-CN"/>
               </w:rPr>
-            </w:pPr>
+              <w:t>发明专利</w:t>
+            </w:r>
           </w:p>
         </w:tc>
         <w:tc>
           <w:tcPr>
             <w:tcW w:w="1771" w:type="dxa"/>
+            <w:vAlign w:val="center"/>
           </w:tcPr>
           <w:p>
             <w:pPr>
@@ -3852,18 +4170,29 @@
               </w:numPr>
               <w:jc w:val="both"/>
               <w:rPr>
+                <w:rFonts w:hint="default"/>
+                <w:sz w:val="24"/>
+                <w:szCs w:val="28"/>
+                <w:vertAlign w:val="baseline"/>
+                <w:lang w:val="en-US" w:eastAsia="zh-CN"/>
+              </w:rPr>
+            </w:pPr>
+            <w:r>
+              <w:rPr>
                 <w:rFonts w:hint="eastAsia"/>
                 <w:sz w:val="24"/>
                 <w:szCs w:val="28"/>
                 <w:vertAlign w:val="baseline"/>
                 <w:lang w:val="en-US" w:eastAsia="zh-CN"/>
               </w:rPr>
-            </w:pPr>
+              <w:t>XX</w:t>
+            </w:r>
           </w:p>
         </w:tc>
         <w:tc>
           <w:tcPr>
             <w:tcW w:w="1771" w:type="dxa"/>
+            <w:vAlign w:val="center"/>
           </w:tcPr>
           <w:p>
             <w:pPr>
@@ -3873,18 +4202,29 @@
               </w:numPr>
               <w:jc w:val="both"/>
               <w:rPr>
+                <w:rFonts w:hint="default"/>
+                <w:sz w:val="24"/>
+                <w:szCs w:val="28"/>
+                <w:vertAlign w:val="baseline"/>
+                <w:lang w:val="en-US" w:eastAsia="zh-CN"/>
+              </w:rPr>
+            </w:pPr>
+            <w:r>
+              <w:rPr>
                 <w:rFonts w:hint="eastAsia"/>
                 <w:sz w:val="24"/>
                 <w:szCs w:val="28"/>
                 <w:vertAlign w:val="baseline"/>
                 <w:lang w:val="en-US" w:eastAsia="zh-CN"/>
               </w:rPr>
-            </w:pPr>
+              <w:t>XX</w:t>
+            </w:r>
           </w:p>
         </w:tc>
         <w:tc>
           <w:tcPr>
             <w:tcW w:w="1772" w:type="dxa"/>
+            <w:vAlign w:val="center"/>
           </w:tcPr>
           <w:p>
             <w:pPr>
@@ -3894,13 +4234,23 @@
               </w:numPr>
               <w:jc w:val="both"/>
               <w:rPr>
+                <w:rFonts w:hint="default"/>
+                <w:sz w:val="24"/>
+                <w:szCs w:val="28"/>
+                <w:vertAlign w:val="baseline"/>
+                <w:lang w:val="en-US" w:eastAsia="zh-CN"/>
+              </w:rPr>
+            </w:pPr>
+            <w:r>
+              <w:rPr>
                 <w:rFonts w:hint="eastAsia"/>
                 <w:sz w:val="24"/>
                 <w:szCs w:val="28"/>
                 <w:vertAlign w:val="baseline"/>
                 <w:lang w:val="en-US" w:eastAsia="zh-CN"/>
               </w:rPr>
-            </w:pPr>
+              <w:t>XX</w:t>
+            </w:r>
           </w:p>
         </w:tc>
       </w:tr>
@@ -3908,6 +4258,7 @@
     <w:p>
       <w:pPr>
         <w:numPr>
+          <w:ilvl w:val="0"/>
           <w:numId w:val="0"/>
         </w:numPr>
         <w:jc w:val="both"/>
@@ -3922,6 +4273,7 @@
     <w:p>
       <w:pPr>
         <w:numPr>
+          <w:ilvl w:val="0"/>
           <w:numId w:val="0"/>
         </w:numPr>
         <w:jc w:val="both"/>
@@ -4006,6 +4358,7 @@
         <w:tc>
           <w:tcPr>
             <w:tcW w:w="1771" w:type="dxa"/>
+            <w:vAlign w:val="center"/>
           </w:tcPr>
           <w:p>
             <w:pPr>
@@ -4037,6 +4390,7 @@
         <w:tc>
           <w:tcPr>
             <w:tcW w:w="1771" w:type="dxa"/>
+            <w:vAlign w:val="center"/>
           </w:tcPr>
           <w:p>
             <w:pPr>
@@ -4068,6 +4422,7 @@
         <w:tc>
           <w:tcPr>
             <w:tcW w:w="1771" w:type="dxa"/>
+            <w:vAlign w:val="center"/>
           </w:tcPr>
           <w:p>
             <w:pPr>
@@ -4099,6 +4454,7 @@
         <w:tc>
           <w:tcPr>
             <w:tcW w:w="1771" w:type="dxa"/>
+            <w:vAlign w:val="center"/>
           </w:tcPr>
           <w:p>
             <w:pPr>
@@ -4130,6 +4486,7 @@
         <w:tc>
           <w:tcPr>
             <w:tcW w:w="1772" w:type="dxa"/>
+            <w:vAlign w:val="center"/>
           </w:tcPr>
           <w:p>
             <w:pPr>
@@ -4179,6 +4536,7 @@
         <w:tc>
           <w:tcPr>
             <w:tcW w:w="1771" w:type="dxa"/>
+            <w:vAlign w:val="center"/>
           </w:tcPr>
           <w:p>
             <w:pPr>
@@ -4188,18 +4546,29 @@
               </w:numPr>
               <w:jc w:val="both"/>
               <w:rPr>
+                <w:rFonts w:hint="default"/>
+                <w:sz w:val="24"/>
+                <w:szCs w:val="28"/>
+                <w:vertAlign w:val="baseline"/>
+                <w:lang w:val="en-US" w:eastAsia="zh-CN"/>
+              </w:rPr>
+            </w:pPr>
+            <w:r>
+              <w:rPr>
                 <w:rFonts w:hint="eastAsia"/>
                 <w:sz w:val="24"/>
                 <w:szCs w:val="28"/>
                 <w:vertAlign w:val="baseline"/>
                 <w:lang w:val="en-US" w:eastAsia="zh-CN"/>
               </w:rPr>
-            </w:pPr>
+              <w:t>1</w:t>
+            </w:r>
           </w:p>
         </w:tc>
         <w:tc>
           <w:tcPr>
             <w:tcW w:w="1771" w:type="dxa"/>
+            <w:vAlign w:val="center"/>
           </w:tcPr>
           <w:p>
             <w:pPr>
@@ -4209,18 +4578,29 @@
               </w:numPr>
               <w:jc w:val="both"/>
               <w:rPr>
+                <w:rFonts w:hint="default"/>
+                <w:sz w:val="24"/>
+                <w:szCs w:val="28"/>
+                <w:vertAlign w:val="baseline"/>
+                <w:lang w:val="en-US" w:eastAsia="zh-CN"/>
+              </w:rPr>
+            </w:pPr>
+            <w:r>
+              <w:rPr>
                 <w:rFonts w:hint="eastAsia"/>
                 <w:sz w:val="24"/>
                 <w:szCs w:val="28"/>
                 <w:vertAlign w:val="baseline"/>
                 <w:lang w:val="en-US" w:eastAsia="zh-CN"/>
               </w:rPr>
-            </w:pPr>
+              <w:t>其它</w:t>
+            </w:r>
           </w:p>
         </w:tc>
         <w:tc>
           <w:tcPr>
             <w:tcW w:w="1771" w:type="dxa"/>
+            <w:vAlign w:val="center"/>
           </w:tcPr>
           <w:p>
             <w:pPr>
@@ -4230,18 +4610,29 @@
               </w:numPr>
               <w:jc w:val="both"/>
               <w:rPr>
+                <w:rFonts w:hint="default"/>
+                <w:sz w:val="24"/>
+                <w:szCs w:val="28"/>
+                <w:vertAlign w:val="baseline"/>
+                <w:lang w:val="en-US" w:eastAsia="zh-CN"/>
+              </w:rPr>
+            </w:pPr>
+            <w:r>
+              <w:rPr>
                 <w:rFonts w:hint="eastAsia"/>
                 <w:sz w:val="24"/>
                 <w:szCs w:val="28"/>
                 <w:vertAlign w:val="baseline"/>
                 <w:lang w:val="en-US" w:eastAsia="zh-CN"/>
               </w:rPr>
-            </w:pPr>
+              <w:t>XX</w:t>
+            </w:r>
           </w:p>
         </w:tc>
         <w:tc>
           <w:tcPr>
             <w:tcW w:w="1771" w:type="dxa"/>
+            <w:vAlign w:val="center"/>
           </w:tcPr>
           <w:p>
             <w:pPr>
@@ -4251,18 +4642,29 @@
               </w:numPr>
               <w:jc w:val="both"/>
               <w:rPr>
+                <w:rFonts w:hint="default"/>
+                <w:sz w:val="24"/>
+                <w:szCs w:val="28"/>
+                <w:vertAlign w:val="baseline"/>
+                <w:lang w:val="en-US" w:eastAsia="zh-CN"/>
+              </w:rPr>
+            </w:pPr>
+            <w:r>
+              <w:rPr>
                 <w:rFonts w:hint="eastAsia"/>
                 <w:sz w:val="24"/>
                 <w:szCs w:val="28"/>
                 <w:vertAlign w:val="baseline"/>
                 <w:lang w:val="en-US" w:eastAsia="zh-CN"/>
               </w:rPr>
-            </w:pPr>
+              <w:t>XX</w:t>
+            </w:r>
           </w:p>
         </w:tc>
         <w:tc>
           <w:tcPr>
             <w:tcW w:w="1772" w:type="dxa"/>
+            <w:vAlign w:val="center"/>
           </w:tcPr>
           <w:p>
             <w:pPr>
@@ -4272,13 +4674,23 @@
               </w:numPr>
               <w:jc w:val="both"/>
               <w:rPr>
+                <w:rFonts w:hint="default"/>
+                <w:sz w:val="24"/>
+                <w:szCs w:val="28"/>
+                <w:vertAlign w:val="baseline"/>
+                <w:lang w:val="en-US" w:eastAsia="zh-CN"/>
+              </w:rPr>
+            </w:pPr>
+            <w:r>
+              <w:rPr>
                 <w:rFonts w:hint="eastAsia"/>
                 <w:sz w:val="24"/>
                 <w:szCs w:val="28"/>
                 <w:vertAlign w:val="baseline"/>
                 <w:lang w:val="en-US" w:eastAsia="zh-CN"/>
               </w:rPr>
-            </w:pPr>
+              <w:t>XX</w:t>
+            </w:r>
           </w:p>
         </w:tc>
       </w:tr>
@@ -4286,6 +4698,7 @@
     <w:p>
       <w:pPr>
         <w:numPr>
+          <w:ilvl w:val="0"/>
           <w:numId w:val="0"/>
         </w:numPr>
         <w:ind w:leftChars="0"/>
@@ -4337,7 +4750,9 @@
         </w:tblBorders>
         <w:tblLayout w:type="autofit"/>
         <w:tblCellMar>
+          <w:top w:w="0" w:type="dxa"/>
           <w:left w:w="108" w:type="dxa"/>
+          <w:bottom w:w="0" w:type="dxa"/>
           <w:right w:w="108" w:type="dxa"/>
         </w:tblCellMar>
       </w:tblPr>
@@ -4360,17 +4775,21 @@
             <w:insideV w:val="single" w:color="auto" w:sz="4" w:space="0"/>
           </w:tblBorders>
           <w:tblCellMar>
+            <w:top w:w="0" w:type="dxa"/>
             <w:left w:w="108" w:type="dxa"/>
+            <w:bottom w:w="0" w:type="dxa"/>
             <w:right w:w="108" w:type="dxa"/>
           </w:tblCellMar>
         </w:tblPrEx>
         <w:tc>
           <w:tcPr>
             <w:tcW w:w="1476" w:type="dxa"/>
+            <w:vAlign w:val="center"/>
           </w:tcPr>
           <w:p>
             <w:pPr>
               <w:numPr>
+                <w:ilvl w:val="0"/>
                 <w:numId w:val="0"/>
               </w:numPr>
               <w:jc w:val="both"/>
@@ -4397,10 +4816,12 @@
         <w:tc>
           <w:tcPr>
             <w:tcW w:w="1476" w:type="dxa"/>
+            <w:vAlign w:val="center"/>
           </w:tcPr>
           <w:p>
             <w:pPr>
               <w:numPr>
+                <w:ilvl w:val="0"/>
                 <w:numId w:val="0"/>
               </w:numPr>
               <w:jc w:val="both"/>
@@ -4427,10 +4848,12 @@
         <w:tc>
           <w:tcPr>
             <w:tcW w:w="1476" w:type="dxa"/>
+            <w:vAlign w:val="center"/>
           </w:tcPr>
           <w:p>
             <w:pPr>
               <w:numPr>
+                <w:ilvl w:val="0"/>
                 <w:numId w:val="0"/>
               </w:numPr>
               <w:jc w:val="both"/>
@@ -4457,10 +4880,12 @@
         <w:tc>
           <w:tcPr>
             <w:tcW w:w="1476" w:type="dxa"/>
+            <w:vAlign w:val="center"/>
           </w:tcPr>
           <w:p>
             <w:pPr>
               <w:numPr>
+                <w:ilvl w:val="0"/>
                 <w:numId w:val="0"/>
               </w:numPr>
               <w:jc w:val="both"/>
@@ -4487,10 +4912,12 @@
         <w:tc>
           <w:tcPr>
             <w:tcW w:w="1476" w:type="dxa"/>
+            <w:vAlign w:val="center"/>
           </w:tcPr>
           <w:p>
             <w:pPr>
               <w:numPr>
+                <w:ilvl w:val="0"/>
                 <w:numId w:val="0"/>
               </w:numPr>
               <w:jc w:val="both"/>
@@ -4517,10 +4944,12 @@
         <w:tc>
           <w:tcPr>
             <w:tcW w:w="1476" w:type="dxa"/>
+            <w:vAlign w:val="center"/>
           </w:tcPr>
           <w:p>
             <w:pPr>
               <w:numPr>
+                <w:ilvl w:val="0"/>
                 <w:numId w:val="0"/>
               </w:numPr>
               <w:jc w:val="both"/>
@@ -4555,125 +4984,203 @@
             <w:insideH w:val="single" w:color="auto" w:sz="4" w:space="0"/>
             <w:insideV w:val="single" w:color="auto" w:sz="4" w:space="0"/>
           </w:tblBorders>
+          <w:tblCellMar>
+            <w:top w:w="0" w:type="dxa"/>
+            <w:left w:w="108" w:type="dxa"/>
+            <w:bottom w:w="0" w:type="dxa"/>
+            <w:right w:w="108" w:type="dxa"/>
+          </w:tblCellMar>
         </w:tblPrEx>
         <w:tc>
           <w:tcPr>
             <w:tcW w:w="1476" w:type="dxa"/>
+            <w:vAlign w:val="center"/>
           </w:tcPr>
           <w:p>
             <w:pPr>
               <w:numPr>
+                <w:ilvl w:val="0"/>
                 <w:numId w:val="0"/>
               </w:numPr>
               <w:jc w:val="both"/>
               <w:rPr>
+                <w:rFonts w:hint="default"/>
+                <w:sz w:val="24"/>
+                <w:szCs w:val="28"/>
+                <w:vertAlign w:val="baseline"/>
+                <w:lang w:val="en-US" w:eastAsia="zh-CN"/>
+              </w:rPr>
+            </w:pPr>
+            <w:r>
+              <w:rPr>
                 <w:rFonts w:hint="eastAsia"/>
                 <w:sz w:val="24"/>
                 <w:szCs w:val="28"/>
                 <w:vertAlign w:val="baseline"/>
                 <w:lang w:val="en-US" w:eastAsia="zh-CN"/>
               </w:rPr>
-            </w:pPr>
+              <w:t>1</w:t>
+            </w:r>
           </w:p>
         </w:tc>
         <w:tc>
           <w:tcPr>
             <w:tcW w:w="1476" w:type="dxa"/>
+            <w:vAlign w:val="center"/>
           </w:tcPr>
           <w:p>
             <w:pPr>
               <w:numPr>
+                <w:ilvl w:val="0"/>
                 <w:numId w:val="0"/>
               </w:numPr>
               <w:jc w:val="both"/>
               <w:rPr>
+                <w:rFonts w:hint="default"/>
+                <w:sz w:val="24"/>
+                <w:szCs w:val="28"/>
+                <w:vertAlign w:val="baseline"/>
+                <w:lang w:val="en-US" w:eastAsia="zh-CN"/>
+              </w:rPr>
+            </w:pPr>
+            <w:r>
+              <w:rPr>
                 <w:rFonts w:hint="eastAsia"/>
                 <w:sz w:val="24"/>
                 <w:szCs w:val="28"/>
                 <w:vertAlign w:val="baseline"/>
                 <w:lang w:val="en-US" w:eastAsia="zh-CN"/>
               </w:rPr>
-            </w:pPr>
+              <w:t>2026-09</w:t>
+            </w:r>
           </w:p>
         </w:tc>
         <w:tc>
           <w:tcPr>
             <w:tcW w:w="1476" w:type="dxa"/>
+            <w:vAlign w:val="center"/>
           </w:tcPr>
           <w:p>
             <w:pPr>
               <w:numPr>
+                <w:ilvl w:val="0"/>
                 <w:numId w:val="0"/>
               </w:numPr>
               <w:jc w:val="both"/>
               <w:rPr>
+                <w:rFonts w:hint="default"/>
+                <w:sz w:val="24"/>
+                <w:szCs w:val="28"/>
+                <w:vertAlign w:val="baseline"/>
+                <w:lang w:val="en-US" w:eastAsia="zh-CN"/>
+              </w:rPr>
+            </w:pPr>
+            <w:r>
+              <w:rPr>
                 <w:rFonts w:hint="eastAsia"/>
                 <w:sz w:val="24"/>
                 <w:szCs w:val="28"/>
                 <w:vertAlign w:val="baseline"/>
                 <w:lang w:val="en-US" w:eastAsia="zh-CN"/>
               </w:rPr>
-            </w:pPr>
+              <w:t>2027-09</w:t>
+            </w:r>
           </w:p>
         </w:tc>
         <w:tc>
           <w:tcPr>
             <w:tcW w:w="1476" w:type="dxa"/>
+            <w:vAlign w:val="center"/>
           </w:tcPr>
           <w:p>
             <w:pPr>
               <w:numPr>
+                <w:ilvl w:val="0"/>
                 <w:numId w:val="0"/>
               </w:numPr>
               <w:jc w:val="both"/>
               <w:rPr>
+                <w:rFonts w:hint="default"/>
+                <w:sz w:val="24"/>
+                <w:szCs w:val="28"/>
+                <w:vertAlign w:val="baseline"/>
+                <w:lang w:val="en-US" w:eastAsia="zh-CN"/>
+              </w:rPr>
+            </w:pPr>
+            <w:r>
+              <w:rPr>
                 <w:rFonts w:hint="eastAsia"/>
                 <w:sz w:val="24"/>
                 <w:szCs w:val="28"/>
                 <w:vertAlign w:val="baseline"/>
                 <w:lang w:val="en-US" w:eastAsia="zh-CN"/>
               </w:rPr>
-            </w:pPr>
+              <w:t>XX</w:t>
+            </w:r>
           </w:p>
         </w:tc>
         <w:tc>
           <w:tcPr>
             <w:tcW w:w="1476" w:type="dxa"/>
+            <w:vAlign w:val="center"/>
           </w:tcPr>
           <w:p>
             <w:pPr>
               <w:numPr>
+                <w:ilvl w:val="0"/>
                 <w:numId w:val="0"/>
               </w:numPr>
               <w:jc w:val="both"/>
               <w:rPr>
+                <w:rFonts w:hint="default"/>
+                <w:sz w:val="24"/>
+                <w:szCs w:val="28"/>
+                <w:vertAlign w:val="baseline"/>
+                <w:lang w:val="en-US" w:eastAsia="zh-CN"/>
+              </w:rPr>
+            </w:pPr>
+            <w:r>
+              <w:rPr>
                 <w:rFonts w:hint="eastAsia"/>
                 <w:sz w:val="24"/>
                 <w:szCs w:val="28"/>
                 <w:vertAlign w:val="baseline"/>
                 <w:lang w:val="en-US" w:eastAsia="zh-CN"/>
               </w:rPr>
-            </w:pPr>
+              <w:t>XX</w:t>
+            </w:r>
           </w:p>
         </w:tc>
         <w:tc>
           <w:tcPr>
             <w:tcW w:w="1476" w:type="dxa"/>
+            <w:vAlign w:val="center"/>
           </w:tcPr>
           <w:p>
             <w:pPr>
               <w:numPr>
+                <w:ilvl w:val="0"/>
                 <w:numId w:val="0"/>
               </w:numPr>
               <w:jc w:val="both"/>
               <w:rPr>
+                <w:rFonts w:hint="default"/>
+                <w:sz w:val="24"/>
+                <w:szCs w:val="28"/>
+                <w:vertAlign w:val="baseline"/>
+                <w:lang w:val="en-US" w:eastAsia="zh-CN"/>
+              </w:rPr>
+            </w:pPr>
+            <w:r>
+              <w:rPr>
                 <w:rFonts w:hint="eastAsia"/>
                 <w:sz w:val="24"/>
                 <w:szCs w:val="28"/>
                 <w:vertAlign w:val="baseline"/>
                 <w:lang w:val="en-US" w:eastAsia="zh-CN"/>
               </w:rPr>
-            </w:pPr>
+              <w:t>XX</w:t>
+            </w:r>
           </w:p>
         </w:tc>
       </w:tr>
@@ -4681,6 +5188,7 @@
     <w:p>
       <w:pPr>
         <w:numPr>
+          <w:ilvl w:val="0"/>
           <w:numId w:val="0"/>
         </w:numPr>
         <w:jc w:val="both"/>
@@ -4695,6 +5203,7 @@
     <w:p>
       <w:pPr>
         <w:numPr>
+          <w:ilvl w:val="0"/>
           <w:numId w:val="0"/>
         </w:numPr>
         <w:ind w:leftChars="0"/>
@@ -4729,23 +5238,13 @@
           <w:szCs w:val="36"/>
           <w:lang w:val="en-US" w:eastAsia="zh-CN"/>
         </w:rPr>
-        <w:t>预算管</w:t>
-      </w:r>
-      <w:bookmarkStart w:id="0" w:name="_GoBack"/>
-      <w:bookmarkEnd w:id="0"/>
-      <w:r>
-        <w:rPr>
-          <w:rFonts w:hint="eastAsia"/>
-          <w:sz w:val="32"/>
-          <w:szCs w:val="36"/>
-          <w:lang w:val="en-US" w:eastAsia="zh-CN"/>
-        </w:rPr>
-        <w:t>理</w:t>
+        <w:t>预算管理</w:t>
       </w:r>
     </w:p>
     <w:p>
       <w:pPr>
         <w:numPr>
+          <w:ilvl w:val="0"/>
           <w:numId w:val="0"/>
         </w:numPr>
         <w:ind w:leftChars="0"/>
@@ -7592,6 +8091,7 @@
     <w:p>
       <w:pPr>
         <w:numPr>
+          <w:ilvl w:val="0"/>
           <w:numId w:val="0"/>
         </w:numPr>
         <w:ind w:leftChars="0"/>
@@ -7745,7 +8245,7 @@
     <w:lsdException w:unhideWhenUsed="0" w:uiPriority="0" w:semiHidden="0" w:name="Body Text Indent 2"/>
     <w:lsdException w:unhideWhenUsed="0" w:uiPriority="0" w:semiHidden="0" w:name="Body Text Indent 3"/>
     <w:lsdException w:unhideWhenUsed="0" w:uiPriority="0" w:semiHidden="0" w:name="Block Text"/>
-    <w:lsdException w:unhideWhenUsed="0" w:uiPriority="0" w:semiHidden="0" w:name="Hyperlink"/>
+    <w:lsdException w:qFormat="1" w:unhideWhenUsed="0" w:uiPriority="0" w:semiHidden="0" w:name="Hyperlink"/>
     <w:lsdException w:unhideWhenUsed="0" w:uiPriority="0" w:semiHidden="0" w:name="FollowedHyperlink"/>
     <w:lsdException w:qFormat="1" w:unhideWhenUsed="0" w:uiPriority="0" w:semiHidden="0" w:name="Strong"/>
     <w:lsdException w:qFormat="1" w:unhideWhenUsed="0" w:uiPriority="0" w:semiHidden="0" w:name="Emphasis"/>
@@ -7988,6 +8488,7 @@
   <w:style w:type="character" w:styleId="6">
     <w:name w:val="Hyperlink"/>
     <w:basedOn w:val="5"/>
+    <w:qFormat/>
     <w:uiPriority w:val="0"/>
     <w:rPr>
       <w:color w:val="0000FF"/>

--- a/外部项目填写材料.docx
+++ b/外部项目填写材料.docx
@@ -173,13 +173,6 @@
                 <w:lang w:val="en-US" w:eastAsia="zh-CN"/>
               </w:rPr>
             </w:pPr>
-            <w:r>
-              <w:rPr>
-                <w:rFonts w:hint="eastAsia"/>
-                <w:lang w:val="en-US" w:eastAsia="zh-CN"/>
-              </w:rPr>
-              <w:t>2026</w:t>
-            </w:r>
           </w:p>
         </w:tc>
         <w:tc>
@@ -250,13 +243,6 @@
                 <w:lang w:val="en-US" w:eastAsia="zh-CN"/>
               </w:rPr>
             </w:pPr>
-            <w:r>
-              <w:rPr>
-                <w:rFonts w:hint="eastAsia"/>
-                <w:lang w:val="en-US" w:eastAsia="zh-CN"/>
-              </w:rPr>
-              <w:t>工信部</w:t>
-            </w:r>
           </w:p>
         </w:tc>
       </w:tr>
@@ -348,13 +334,6 @@
                 <w:lang w:val="en-US" w:eastAsia="zh-CN"/>
               </w:rPr>
             </w:pPr>
-            <w:r>
-              <w:rPr>
-                <w:rFonts w:hint="eastAsia"/>
-                <w:lang w:val="en-US" w:eastAsia="zh-CN"/>
-              </w:rPr>
-              <w:t>高质量发展专项</w:t>
-            </w:r>
           </w:p>
         </w:tc>
         <w:tc>
@@ -425,13 +404,6 @@
                 <w:lang w:val="en-US" w:eastAsia="zh-CN"/>
               </w:rPr>
             </w:pPr>
-            <w:r>
-              <w:rPr>
-                <w:rFonts w:hint="eastAsia"/>
-                <w:lang w:val="en-US" w:eastAsia="zh-CN"/>
-              </w:rPr>
-              <w:t>XX</w:t>
-            </w:r>
           </w:p>
         </w:tc>
       </w:tr>
@@ -505,15 +477,6 @@
                 <w:lang w:val="en-US" w:eastAsia="zh-CN"/>
               </w:rPr>
             </w:pPr>
-            <w:bookmarkStart w:id="0" w:name="_GoBack"/>
-            <w:bookmarkEnd w:id="0"/>
-            <w:r>
-              <w:rPr>
-                <w:rFonts w:hint="eastAsia"/>
-                <w:lang w:val="en-US" w:eastAsia="zh-CN"/>
-              </w:rPr>
-              <w:t>XXX</w:t>
-            </w:r>
           </w:p>
         </w:tc>
       </w:tr>
@@ -605,13 +568,6 @@
                 <w:lang w:val="en-US" w:eastAsia="zh-CN"/>
               </w:rPr>
             </w:pPr>
-            <w:r>
-              <w:rPr>
-                <w:rFonts w:hint="eastAsia"/>
-                <w:lang w:val="en-US" w:eastAsia="zh-CN"/>
-              </w:rPr>
-              <w:t>XXX</w:t>
-            </w:r>
           </w:p>
         </w:tc>
         <w:tc>
@@ -687,7 +643,7 @@
                 <w:rFonts w:hint="eastAsia"/>
                 <w:lang w:val="en-US" w:eastAsia="zh-CN"/>
               </w:rPr>
-              <w:t>G</w:t>
+              <w:t>G/N/M</w:t>
             </w:r>
           </w:p>
         </w:tc>
@@ -817,13 +773,6 @@
                 <w:lang w:val="en-US" w:eastAsia="zh-CN"/>
               </w:rPr>
             </w:pPr>
-            <w:r>
-              <w:rPr>
-                <w:rFonts w:hint="eastAsia"/>
-                <w:lang w:val="en-US" w:eastAsia="zh-CN"/>
-              </w:rPr>
-              <w:t>XXX</w:t>
-            </w:r>
           </w:p>
         </w:tc>
       </w:tr>
@@ -915,13 +864,6 @@
                 <w:lang w:val="en-US" w:eastAsia="zh-CN"/>
               </w:rPr>
             </w:pPr>
-            <w:r>
-              <w:rPr>
-                <w:rFonts w:hint="eastAsia"/>
-                <w:lang w:val="en-US" w:eastAsia="zh-CN"/>
-              </w:rPr>
-              <w:t>邹康</w:t>
-            </w:r>
           </w:p>
         </w:tc>
         <w:tc>
@@ -992,13 +934,6 @@
                 <w:lang w:eastAsia="zh-CN"/>
               </w:rPr>
             </w:pPr>
-            <w:r>
-              <w:rPr>
-                <w:rFonts w:hint="eastAsia"/>
-                <w:lang w:eastAsia="zh-CN"/>
-              </w:rPr>
-              <w:t>邹康</w:t>
-            </w:r>
           </w:p>
         </w:tc>
       </w:tr>
@@ -1090,13 +1025,6 @@
                 <w:lang w:eastAsia="zh-CN"/>
               </w:rPr>
             </w:pPr>
-            <w:r>
-              <w:rPr>
-                <w:rFonts w:hint="eastAsia"/>
-                <w:lang w:eastAsia="zh-CN"/>
-              </w:rPr>
-              <w:t>邹康</w:t>
-            </w:r>
           </w:p>
         </w:tc>
         <w:tc>
@@ -1167,13 +1095,6 @@
                 <w:lang w:eastAsia="zh-CN"/>
               </w:rPr>
             </w:pPr>
-            <w:r>
-              <w:rPr>
-                <w:rFonts w:hint="eastAsia"/>
-                <w:lang w:eastAsia="zh-CN"/>
-              </w:rPr>
-              <w:t>飞腾信息技术有限公司</w:t>
-            </w:r>
           </w:p>
         </w:tc>
       </w:tr>
@@ -1335,15 +1256,7 @@
             <w:shd w:val="clear" w:color="auto" w:fill="FFFBEB"/>
             <w:vAlign w:val="center"/>
           </w:tcPr>
-          <w:p>
-            <w:r>
-              <w:rPr>
-                <w:rFonts w:hint="eastAsia"/>
-                <w:lang w:eastAsia="zh-CN"/>
-              </w:rPr>
-              <w:t>飞腾信息技术有限公司</w:t>
-            </w:r>
-          </w:p>
+          <w:p/>
         </w:tc>
       </w:tr>
       <w:tr>
@@ -1428,15 +1341,7 @@
             <w:shd w:val="clear" w:color="auto" w:fill="FFFBEB"/>
             <w:vAlign w:val="top"/>
           </w:tcPr>
-          <w:p>
-            <w:r>
-              <w:rPr>
-                <w:rFonts w:hint="eastAsia"/>
-                <w:lang w:eastAsia="zh-CN"/>
-              </w:rPr>
-              <w:t>飞腾信息技术有限公司</w:t>
-            </w:r>
-          </w:p>
+          <w:p/>
         </w:tc>
       </w:tr>
       <w:tr>
@@ -1532,7 +1437,7 @@
                 <w:rFonts w:hint="eastAsia"/>
                 <w:lang w:val="en-US" w:eastAsia="zh-CN"/>
               </w:rPr>
-              <w:t>2026年-10月-10日</w:t>
+              <w:t>年-月-日</w:t>
             </w:r>
           </w:p>
         </w:tc>
@@ -1607,23 +1512,16 @@
             <w:r>
               <w:rPr>
                 <w:rFonts w:hint="eastAsia"/>
-                <w:lang w:val="en-US" w:eastAsia="zh-CN"/>
-              </w:rPr>
-              <w:t>2027</w:t>
+                <w:lang w:eastAsia="zh-CN"/>
+              </w:rPr>
+              <w:t>年</w:t>
             </w:r>
             <w:r>
               <w:rPr>
                 <w:rFonts w:hint="eastAsia"/>
-                <w:lang w:eastAsia="zh-CN"/>
-              </w:rPr>
-              <w:t>年</w:t>
-            </w:r>
-            <w:r>
-              <w:rPr>
-                <w:rFonts w:hint="eastAsia"/>
-                <w:lang w:val="en-US" w:eastAsia="zh-CN"/>
-              </w:rPr>
-              <w:t>-10月-10日</w:t>
+                <w:lang w:val="en-US" w:eastAsia="zh-CN"/>
+              </w:rPr>
+              <w:t>-月-日</w:t>
             </w:r>
           </w:p>
         </w:tc>
@@ -1712,94 +1610,80 @@
           <w:p>
             <w:pPr>
               <w:rPr>
+                <w:rFonts w:hint="default" w:eastAsiaTheme="minorEastAsia"/>
+                <w:lang w:val="en-US" w:eastAsia="zh-CN"/>
+              </w:rPr>
+            </w:pPr>
+          </w:p>
+        </w:tc>
+        <w:tc>
+          <w:tcPr>
+            <w:tcW w:w="2400" w:type="dxa"/>
+            <w:shd w:val="clear" w:color="auto" w:fill="F2F2F2"/>
+            <w:vAlign w:val="center"/>
+          </w:tcPr>
+          <w:p>
+            <w:pPr>
+              <w:jc w:val="center"/>
+            </w:pPr>
+            <w:r>
+              <w:rPr>
+                <w:rFonts w:hint="eastAsia" w:ascii="宋体" w:hAnsi="宋体" w:eastAsia="宋体" w:cs="宋体"/>
+                <w:sz w:val="21"/>
+                <w:szCs w:val="21"/>
+              </w:rPr>
+              <w:t>项目类型</w:t>
+            </w:r>
+            <w:r>
+              <w:rPr>
+                <w:rFonts w:hint="eastAsia" w:ascii="宋体" w:hAnsi="宋体" w:eastAsia="宋体" w:cs="宋体"/>
+                <w:sz w:val="21"/>
+                <w:szCs w:val="21"/>
+                <w:lang w:eastAsia="zh-CN"/>
+              </w:rPr>
+              <w:t>（</w:t>
+            </w:r>
+            <w:r>
+              <w:rPr>
+                <w:rFonts w:hint="eastAsia" w:ascii="宋体" w:hAnsi="宋体" w:eastAsia="宋体" w:cs="宋体"/>
+                <w:sz w:val="21"/>
+                <w:szCs w:val="21"/>
+                <w:lang w:val="en-US" w:eastAsia="zh-CN"/>
+              </w:rPr>
+              <w:t>*</w:t>
+            </w:r>
+            <w:r>
+              <w:rPr>
+                <w:rFonts w:hint="eastAsia" w:ascii="宋体" w:hAnsi="宋体" w:eastAsia="宋体" w:cs="宋体"/>
+                <w:sz w:val="21"/>
+                <w:szCs w:val="21"/>
+                <w:lang w:eastAsia="zh-CN"/>
+              </w:rPr>
+              <w:t>）</w:t>
+            </w:r>
+            <w:r>
+              <w:rPr>
+                <w:rFonts w:hint="eastAsia" w:ascii="宋体" w:hAnsi="宋体" w:eastAsia="宋体" w:cs="宋体"/>
+                <w:sz w:val="21"/>
+                <w:szCs w:val="21"/>
+              </w:rPr>
+              <w:t>：</w:t>
+            </w:r>
+          </w:p>
+        </w:tc>
+        <w:tc>
+          <w:tcPr>
+            <w:tcW w:w="1756" w:type="dxa"/>
+            <w:shd w:val="clear" w:color="auto" w:fill="FFFBEB"/>
+            <w:vAlign w:val="center"/>
+          </w:tcPr>
+          <w:p>
+            <w:pPr>
+              <w:rPr>
                 <w:rFonts w:hint="eastAsia" w:eastAsiaTheme="minorEastAsia"/>
                 <w:lang w:eastAsia="zh-CN"/>
               </w:rPr>
             </w:pPr>
-            <w:r>
-              <w:rPr>
-                <w:rFonts w:hint="eastAsia"/>
-                <w:lang w:eastAsia="zh-CN"/>
-              </w:rPr>
-              <w:t>计划申报</w:t>
-            </w:r>
-          </w:p>
-        </w:tc>
-        <w:tc>
-          <w:tcPr>
-            <w:tcW w:w="2400" w:type="dxa"/>
-            <w:shd w:val="clear" w:color="auto" w:fill="F2F2F2"/>
-            <w:vAlign w:val="center"/>
-          </w:tcPr>
-          <w:p>
-            <w:pPr>
-              <w:jc w:val="center"/>
-            </w:pPr>
-            <w:r>
-              <w:rPr>
-                <w:rFonts w:hint="eastAsia" w:ascii="宋体" w:hAnsi="宋体" w:eastAsia="宋体" w:cs="宋体"/>
-                <w:sz w:val="21"/>
-                <w:szCs w:val="21"/>
-              </w:rPr>
-              <w:t>项目类型</w:t>
-            </w:r>
-            <w:r>
-              <w:rPr>
-                <w:rFonts w:hint="eastAsia" w:ascii="宋体" w:hAnsi="宋体" w:eastAsia="宋体" w:cs="宋体"/>
-                <w:sz w:val="21"/>
-                <w:szCs w:val="21"/>
-                <w:lang w:eastAsia="zh-CN"/>
-              </w:rPr>
-              <w:t>（</w:t>
-            </w:r>
-            <w:r>
-              <w:rPr>
-                <w:rFonts w:hint="eastAsia" w:ascii="宋体" w:hAnsi="宋体" w:eastAsia="宋体" w:cs="宋体"/>
-                <w:sz w:val="21"/>
-                <w:szCs w:val="21"/>
-                <w:lang w:val="en-US" w:eastAsia="zh-CN"/>
-              </w:rPr>
-              <w:t>*</w:t>
-            </w:r>
-            <w:r>
-              <w:rPr>
-                <w:rFonts w:hint="eastAsia" w:ascii="宋体" w:hAnsi="宋体" w:eastAsia="宋体" w:cs="宋体"/>
-                <w:sz w:val="21"/>
-                <w:szCs w:val="21"/>
-                <w:lang w:eastAsia="zh-CN"/>
-              </w:rPr>
-              <w:t>）</w:t>
-            </w:r>
-            <w:r>
-              <w:rPr>
-                <w:rFonts w:hint="eastAsia" w:ascii="宋体" w:hAnsi="宋体" w:eastAsia="宋体" w:cs="宋体"/>
-                <w:sz w:val="21"/>
-                <w:szCs w:val="21"/>
-              </w:rPr>
-              <w:t>：</w:t>
-            </w:r>
-          </w:p>
-        </w:tc>
-        <w:tc>
-          <w:tcPr>
-            <w:tcW w:w="1756" w:type="dxa"/>
-            <w:shd w:val="clear" w:color="auto" w:fill="FFFBEB"/>
-            <w:vAlign w:val="center"/>
-          </w:tcPr>
-          <w:p>
-            <w:pPr>
-              <w:rPr>
-                <w:rFonts w:hint="eastAsia" w:eastAsiaTheme="minorEastAsia"/>
-                <w:lang w:eastAsia="zh-CN"/>
-              </w:rPr>
-            </w:pPr>
-            <w:r>
-              <w:rPr>
-                <w:rFonts w:hint="eastAsia"/>
-                <w:lang w:eastAsia="zh-CN"/>
-              </w:rPr>
-              <w:t>部委项目</w:t>
-            </w:r>
           </w:p>
         </w:tc>
       </w:tr>
@@ -3257,16 +3141,6 @@
                 <w:lang w:val="en-US" w:eastAsia="zh-CN"/>
               </w:rPr>
             </w:pPr>
-            <w:r>
-              <w:rPr>
-                <w:rFonts w:hint="eastAsia"/>
-                <w:sz w:val="24"/>
-                <w:szCs w:val="28"/>
-                <w:vertAlign w:val="baseline"/>
-                <w:lang w:val="en-US" w:eastAsia="zh-CN"/>
-              </w:rPr>
-              <w:t>03238</w:t>
-            </w:r>
           </w:p>
         </w:tc>
         <w:tc>
@@ -3289,16 +3163,6 @@
                 <w:lang w:val="en-US" w:eastAsia="zh-CN"/>
               </w:rPr>
             </w:pPr>
-            <w:r>
-              <w:rPr>
-                <w:rFonts w:hint="eastAsia"/>
-                <w:sz w:val="24"/>
-                <w:szCs w:val="28"/>
-                <w:vertAlign w:val="baseline"/>
-                <w:lang w:val="en-US" w:eastAsia="zh-CN"/>
-              </w:rPr>
-              <w:t>邹康</w:t>
-            </w:r>
           </w:p>
         </w:tc>
       </w:tr>
@@ -3704,16 +3568,6 @@
                 <w:lang w:val="en-US" w:eastAsia="zh-CN"/>
               </w:rPr>
             </w:pPr>
-            <w:r>
-              <w:rPr>
-                <w:rFonts w:hint="eastAsia"/>
-                <w:sz w:val="24"/>
-                <w:szCs w:val="28"/>
-                <w:vertAlign w:val="baseline"/>
-                <w:lang w:val="en-US" w:eastAsia="zh-CN"/>
-              </w:rPr>
-              <w:t>技术指标</w:t>
-            </w:r>
           </w:p>
         </w:tc>
         <w:tc>
@@ -3736,16 +3590,6 @@
                 <w:lang w:val="en-US" w:eastAsia="zh-CN"/>
               </w:rPr>
             </w:pPr>
-            <w:r>
-              <w:rPr>
-                <w:rFonts w:hint="eastAsia"/>
-                <w:sz w:val="24"/>
-                <w:szCs w:val="28"/>
-                <w:vertAlign w:val="baseline"/>
-                <w:lang w:val="en-US" w:eastAsia="zh-CN"/>
-              </w:rPr>
-              <w:t>XX</w:t>
-            </w:r>
           </w:p>
         </w:tc>
         <w:tc>
@@ -3768,16 +3612,6 @@
                 <w:lang w:val="en-US" w:eastAsia="zh-CN"/>
               </w:rPr>
             </w:pPr>
-            <w:r>
-              <w:rPr>
-                <w:rFonts w:hint="eastAsia"/>
-                <w:sz w:val="24"/>
-                <w:szCs w:val="28"/>
-                <w:vertAlign w:val="baseline"/>
-                <w:lang w:val="en-US" w:eastAsia="zh-CN"/>
-              </w:rPr>
-              <w:t>XX</w:t>
-            </w:r>
           </w:p>
         </w:tc>
         <w:tc>
@@ -3800,16 +3634,6 @@
                 <w:lang w:val="en-US" w:eastAsia="zh-CN"/>
               </w:rPr>
             </w:pPr>
-            <w:r>
-              <w:rPr>
-                <w:rFonts w:hint="eastAsia"/>
-                <w:sz w:val="24"/>
-                <w:szCs w:val="28"/>
-                <w:vertAlign w:val="baseline"/>
-                <w:lang w:val="en-US" w:eastAsia="zh-CN"/>
-              </w:rPr>
-              <w:t>XX</w:t>
-            </w:r>
           </w:p>
         </w:tc>
       </w:tr>
@@ -4145,16 +3969,6 @@
                 <w:lang w:val="en-US" w:eastAsia="zh-CN"/>
               </w:rPr>
             </w:pPr>
-            <w:r>
-              <w:rPr>
-                <w:rFonts w:hint="eastAsia"/>
-                <w:sz w:val="24"/>
-                <w:szCs w:val="28"/>
-                <w:vertAlign w:val="baseline"/>
-                <w:lang w:val="en-US" w:eastAsia="zh-CN"/>
-              </w:rPr>
-              <w:t>发明专利</w:t>
-            </w:r>
           </w:p>
         </w:tc>
         <w:tc>
@@ -4177,16 +3991,6 @@
                 <w:lang w:val="en-US" w:eastAsia="zh-CN"/>
               </w:rPr>
             </w:pPr>
-            <w:r>
-              <w:rPr>
-                <w:rFonts w:hint="eastAsia"/>
-                <w:sz w:val="24"/>
-                <w:szCs w:val="28"/>
-                <w:vertAlign w:val="baseline"/>
-                <w:lang w:val="en-US" w:eastAsia="zh-CN"/>
-              </w:rPr>
-              <w:t>XX</w:t>
-            </w:r>
           </w:p>
         </w:tc>
         <w:tc>
@@ -4209,16 +4013,6 @@
                 <w:lang w:val="en-US" w:eastAsia="zh-CN"/>
               </w:rPr>
             </w:pPr>
-            <w:r>
-              <w:rPr>
-                <w:rFonts w:hint="eastAsia"/>
-                <w:sz w:val="24"/>
-                <w:szCs w:val="28"/>
-                <w:vertAlign w:val="baseline"/>
-                <w:lang w:val="en-US" w:eastAsia="zh-CN"/>
-              </w:rPr>
-              <w:t>XX</w:t>
-            </w:r>
           </w:p>
         </w:tc>
         <w:tc>
@@ -4241,16 +4035,6 @@
                 <w:lang w:val="en-US" w:eastAsia="zh-CN"/>
               </w:rPr>
             </w:pPr>
-            <w:r>
-              <w:rPr>
-                <w:rFonts w:hint="eastAsia"/>
-                <w:sz w:val="24"/>
-                <w:szCs w:val="28"/>
-                <w:vertAlign w:val="baseline"/>
-                <w:lang w:val="en-US" w:eastAsia="zh-CN"/>
-              </w:rPr>
-              <w:t>XX</w:t>
-            </w:r>
           </w:p>
         </w:tc>
       </w:tr>
@@ -4585,16 +4369,6 @@
                 <w:lang w:val="en-US" w:eastAsia="zh-CN"/>
               </w:rPr>
             </w:pPr>
-            <w:r>
-              <w:rPr>
-                <w:rFonts w:hint="eastAsia"/>
-                <w:sz w:val="24"/>
-                <w:szCs w:val="28"/>
-                <w:vertAlign w:val="baseline"/>
-                <w:lang w:val="en-US" w:eastAsia="zh-CN"/>
-              </w:rPr>
-              <w:t>其它</w:t>
-            </w:r>
           </w:p>
         </w:tc>
         <w:tc>
@@ -4617,16 +4391,6 @@
                 <w:lang w:val="en-US" w:eastAsia="zh-CN"/>
               </w:rPr>
             </w:pPr>
-            <w:r>
-              <w:rPr>
-                <w:rFonts w:hint="eastAsia"/>
-                <w:sz w:val="24"/>
-                <w:szCs w:val="28"/>
-                <w:vertAlign w:val="baseline"/>
-                <w:lang w:val="en-US" w:eastAsia="zh-CN"/>
-              </w:rPr>
-              <w:t>XX</w:t>
-            </w:r>
           </w:p>
         </w:tc>
         <w:tc>
@@ -4649,16 +4413,6 @@
                 <w:lang w:val="en-US" w:eastAsia="zh-CN"/>
               </w:rPr>
             </w:pPr>
-            <w:r>
-              <w:rPr>
-                <w:rFonts w:hint="eastAsia"/>
-                <w:sz w:val="24"/>
-                <w:szCs w:val="28"/>
-                <w:vertAlign w:val="baseline"/>
-                <w:lang w:val="en-US" w:eastAsia="zh-CN"/>
-              </w:rPr>
-              <w:t>XX</w:t>
-            </w:r>
           </w:p>
         </w:tc>
         <w:tc>
@@ -4681,16 +4435,6 @@
                 <w:lang w:val="en-US" w:eastAsia="zh-CN"/>
               </w:rPr>
             </w:pPr>
-            <w:r>
-              <w:rPr>
-                <w:rFonts w:hint="eastAsia"/>
-                <w:sz w:val="24"/>
-                <w:szCs w:val="28"/>
-                <w:vertAlign w:val="baseline"/>
-                <w:lang w:val="en-US" w:eastAsia="zh-CN"/>
-              </w:rPr>
-              <w:t>XX</w:t>
-            </w:r>
           </w:p>
         </w:tc>
       </w:tr>
@@ -5051,7 +4795,7 @@
                 <w:vertAlign w:val="baseline"/>
                 <w:lang w:val="en-US" w:eastAsia="zh-CN"/>
               </w:rPr>
-              <w:t>2026-09</w:t>
+              <w:t>年-月</w:t>
             </w:r>
           </w:p>
         </w:tc>
@@ -5083,8 +4827,10 @@
                 <w:vertAlign w:val="baseline"/>
                 <w:lang w:val="en-US" w:eastAsia="zh-CN"/>
               </w:rPr>
-              <w:t>2027-09</w:t>
-            </w:r>
+              <w:t>年-月</w:t>
+            </w:r>
+            <w:bookmarkStart w:id="0" w:name="_GoBack"/>
+            <w:bookmarkEnd w:id="0"/>
           </w:p>
         </w:tc>
         <w:tc>

--- a/外部项目填写材料.docx
+++ b/外部项目填写材料.docx
@@ -42,12 +42,23 @@
       <w:pPr>
         <w:jc w:val="both"/>
         <w:rPr>
+          <w:rFonts w:hint="default"/>
+          <w:sz w:val="32"/>
+          <w:szCs w:val="36"/>
+          <w:lang w:val="en-US" w:eastAsia="zh-CN"/>
+        </w:rPr>
+      </w:pPr>
+      <w:r>
+        <w:rPr>
           <w:rFonts w:hint="eastAsia"/>
           <w:sz w:val="32"/>
           <w:szCs w:val="36"/>
           <w:lang w:val="en-US" w:eastAsia="zh-CN"/>
         </w:rPr>
-      </w:pPr>
+        <w:t>外部项目基本信息表（*为必填项</w:t>
+      </w:r>
+      <w:bookmarkStart w:id="0" w:name="_GoBack"/>
+      <w:bookmarkEnd w:id="0"/>
       <w:r>
         <w:rPr>
           <w:rFonts w:hint="eastAsia"/>
@@ -55,7 +66,7 @@
           <w:szCs w:val="36"/>
           <w:lang w:val="en-US" w:eastAsia="zh-CN"/>
         </w:rPr>
-        <w:t>外部项目基本信息表</w:t>
+        <w:t>）</w:t>
       </w:r>
     </w:p>
     <w:tbl>
@@ -1341,7 +1352,14 @@
             <w:shd w:val="clear" w:color="auto" w:fill="FFFBEB"/>
             <w:vAlign w:val="top"/>
           </w:tcPr>
-          <w:p/>
+          <w:p>
+            <w:pPr>
+              <w:rPr>
+                <w:rFonts w:hint="default" w:eastAsiaTheme="minorEastAsia"/>
+                <w:lang w:val="en-US" w:eastAsia="zh-CN"/>
+              </w:rPr>
+            </w:pPr>
+          </w:p>
         </w:tc>
       </w:tr>
       <w:tr>
@@ -1354,12 +1372,6 @@
             <w:insideH w:val="single" w:color="CBCDD1" w:sz="6" w:space="0"/>
             <w:insideV w:val="single" w:color="CBCDD1" w:sz="6" w:space="0"/>
           </w:tblBorders>
-          <w:tblCellMar>
-            <w:top w:w="0" w:type="dxa"/>
-            <w:left w:w="108" w:type="dxa"/>
-            <w:bottom w:w="0" w:type="dxa"/>
-            <w:right w:w="108" w:type="dxa"/>
-          </w:tblCellMar>
         </w:tblPrEx>
         <w:trPr>
           <w:trHeight w:val="450" w:hRule="atLeast"/>
@@ -4829,8 +4841,6 @@
               </w:rPr>
               <w:t>年-月</w:t>
             </w:r>
-            <w:bookmarkStart w:id="0" w:name="_GoBack"/>
-            <w:bookmarkEnd w:id="0"/>
           </w:p>
         </w:tc>
         <w:tc>
